--- a/lessons/2-8/downloads/reveal/teacher/2.8-session-2-prerequisite-practice-b.docx
+++ b/lessons/2-8/downloads/reveal/teacher/2.8-session-2-prerequisite-practice-b.docx
@@ -15,10 +15,28 @@
         <w:rPr>
           <w:rFonts w:ascii="Avenir Next" w:hAnsi="Avenir Next" w:cs="Avenir Next" w:eastAsia="Avenir Next"/>
           <w:color w:val="1A1A1A"/>
+          <w:sz w:val="22"/>
+          <w:szCs w:val="20"/>
+        </w:rPr>
+        <w:t xml:space="preserve">Name</w:t>
+      </w:r>
+      <w:r>
+        <w:rPr>
+          <w:rFonts w:ascii="Avenir Next" w:hAnsi="Avenir Next" w:cs="Avenir Next" w:eastAsia="Avenir Next"/>
+          <w:color w:val="1A1A1A"/>
           <w:sz w:val="20"/>
           <w:szCs w:val="20"/>
         </w:rPr>
-        <w:t xml:space="preserve">Name</w:t>
+        <w:tab/>
+      </w:r>
+      <w:r>
+        <w:rPr>
+          <w:rFonts w:ascii="Avenir Next" w:hAnsi="Avenir Next" w:cs="Avenir Next" w:eastAsia="Avenir Next"/>
+          <w:color w:val="1A1A1A"/>
+          <w:sz w:val="22"/>
+          <w:szCs w:val="20"/>
+        </w:rPr>
+        <w:t xml:space="preserve">   Date</w:t>
       </w:r>
       <w:r>
         <w:rPr>
@@ -33,25 +51,7 @@
         <w:rPr>
           <w:rFonts w:ascii="Avenir Next" w:hAnsi="Avenir Next" w:cs="Avenir Next" w:eastAsia="Avenir Next"/>
           <w:color w:val="1A1A1A"/>
-          <w:sz w:val="20"/>
-          <w:szCs w:val="20"/>
-        </w:rPr>
-        <w:t xml:space="preserve">   Date</w:t>
-      </w:r>
-      <w:r>
-        <w:rPr>
-          <w:rFonts w:ascii="Avenir Next" w:hAnsi="Avenir Next" w:cs="Avenir Next" w:eastAsia="Avenir Next"/>
-          <w:color w:val="1A1A1A"/>
-          <w:sz w:val="20"/>
-          <w:szCs w:val="20"/>
-        </w:rPr>
-        <w:tab/>
-      </w:r>
-      <w:r>
-        <w:rPr>
-          <w:rFonts w:ascii="Avenir Next" w:hAnsi="Avenir Next" w:cs="Avenir Next" w:eastAsia="Avenir Next"/>
-          <w:color w:val="1A1A1A"/>
-          <w:sz w:val="20"/>
+          <w:sz w:val="22"/>
           <w:szCs w:val="20"/>
         </w:rPr>
         <w:t xml:space="preserve">   Period</w:t>
@@ -78,7 +78,7 @@
           <w:caps/>
           <w:color w:val="003A70"/>
           <w:spacing w:val="12"/>
-          <w:sz w:val="19"/>
+          <w:sz w:val="22"/>
           <w:szCs w:val="19"/>
         </w:rPr>
         <w:t xml:space="preserve">Lesson 2-8  ·  Session 2  ·  Prerequisite Practice B  ·  Skill 1 of 2</w:t>
@@ -86,6 +86,7 @@
     </w:p>
     <w:p>
       <w:pPr>
+        <w:pStyle w:val="Heading1"/>
         <w:keepNext/>
         <w:spacing w:before="0" w:after="10" w:line="240" w:lineRule="auto"/>
       </w:pPr>
@@ -111,7 +112,7 @@
         <w:rPr>
           <w:rFonts w:ascii="Avenir Next" w:hAnsi="Avenir Next" w:cs="Avenir Next" w:eastAsia="Avenir Next"/>
           <w:color w:val="5A5F66"/>
-          <w:sz w:val="17"/>
+          <w:sz w:val="22"/>
           <w:szCs w:val="17"/>
         </w:rPr>
         <w:t xml:space="preserve">Builds on Lesson 2-8 Session 1 · 6.SP.B.5c</w:t>
@@ -154,6 +155,7 @@
           </w:tcPr>
           <w:p>
             <w:pPr>
+              <w:pStyle w:val="Heading2"/>
               <w:spacing w:before="0" w:after="0" w:line="252" w:lineRule="auto"/>
             </w:pPr>
             <w:r>
@@ -183,7 +185,7 @@
               <w:rPr>
                 <w:rFonts w:ascii="Avenir Next" w:hAnsi="Avenir Next" w:cs="Avenir Next" w:eastAsia="Avenir Next"/>
                 <w:color w:val="1A1A1A"/>
-                <w:sz w:val="20"/>
+                <w:sz w:val="22"/>
                 <w:szCs w:val="20"/>
               </w:rPr>
               <w:t xml:space="preserve">In Problem 4 you find a missing number. Then you check that the mean of all five is 22.</w:t>
@@ -203,6 +205,7 @@
           </w:tcPr>
           <w:p>
             <w:pPr>
+              <w:pStyle w:val="Heading2"/>
               <w:spacing w:before="0" w:after="0" w:line="252" w:lineRule="auto"/>
             </w:pPr>
             <w:r>
@@ -232,7 +235,7 @@
               <w:rPr>
                 <w:rFonts w:ascii="Avenir Next" w:hAnsi="Avenir Next" w:cs="Avenir Next" w:eastAsia="Avenir Next"/>
                 <w:color w:val="1A1A1A"/>
-                <w:sz w:val="20"/>
+                <w:sz w:val="22"/>
                 <w:szCs w:val="20"/>
               </w:rPr>
               <w:t xml:space="preserve">Find the mean: add the values, then divide by how many there are.  </w:t>
@@ -242,7 +245,7 @@
                 <w:rFonts w:ascii="Avenir Next" w:hAnsi="Avenir Next" w:cs="Avenir Next" w:eastAsia="Avenir Next"/>
                 <w:b/>
                 <w:color w:val="1A1A1A"/>
-                <w:sz w:val="20"/>
+                <w:sz w:val="22"/>
                 <w:szCs w:val="20"/>
               </w:rPr>
               <w:t xml:space="preserve">You will use it in Practice Form A, problems 4 and 8.</w:t>
@@ -253,6 +256,7 @@
     </w:tbl>
     <w:p>
       <w:pPr>
+        <w:pStyle w:val="Heading2"/>
         <w:keepNext/>
         <w:pBdr>
           <w:bottom w:val="single" w:sz="8" w:space="3" w:color="003A70"/>
@@ -268,7 +272,7 @@
           <w:b/>
           <w:color w:val="003A70"/>
           <w:spacing w:val="14"/>
-          <w:sz w:val="19"/>
+          <w:sz w:val="22"/>
           <w:szCs w:val="19"/>
         </w:rPr>
         <w:t xml:space="preserve">STEPS TO FOLLOW</w:t>
@@ -287,7 +291,7 @@
           <w:rFonts w:ascii="Avenir Next" w:hAnsi="Avenir Next" w:cs="Avenir Next" w:eastAsia="Avenir Next"/>
           <w:i/>
           <w:color w:val="5A5F66"/>
-          <w:sz w:val="17"/>
+          <w:sz w:val="22"/>
           <w:szCs w:val="17"/>
         </w:rPr>
         <w:t xml:space="preserve">use these same steps on every problem</w:t>
@@ -329,6 +333,7 @@
           </w:tcPr>
           <w:p>
             <w:pPr>
+              <w:pStyle w:val="Heading1"/>
               <w:spacing w:before="0" w:after="0" w:line="240" w:lineRule="auto"/>
               <w:jc w:val="center"/>
             </w:pPr>
@@ -358,7 +363,7 @@
                 <w:rFonts w:ascii="Avenir Next" w:hAnsi="Avenir Next" w:cs="Avenir Next" w:eastAsia="Avenir Next"/>
                 <w:b/>
                 <w:color w:val="1A1A1A"/>
-                <w:sz w:val="21"/>
+                <w:sz w:val="22"/>
                 <w:szCs w:val="21"/>
               </w:rPr>
               <w:t xml:space="preserve">Add</w:t>
@@ -367,7 +372,7 @@
               <w:rPr>
                 <w:rFonts w:ascii="Avenir Next" w:hAnsi="Avenir Next" w:cs="Avenir Next" w:eastAsia="Avenir Next"/>
                 <w:color w:val="1A1A1A"/>
-                <w:sz w:val="21"/>
+                <w:sz w:val="22"/>
                 <w:szCs w:val="21"/>
               </w:rPr>
               <w:t xml:space="preserve"> all the values.</w:t>
@@ -386,6 +391,7 @@
           </w:tcPr>
           <w:p>
             <w:pPr>
+              <w:pStyle w:val="Heading1"/>
               <w:spacing w:before="0" w:after="0" w:line="240" w:lineRule="auto"/>
               <w:jc w:val="center"/>
             </w:pPr>
@@ -415,7 +421,7 @@
                 <w:rFonts w:ascii="Avenir Next" w:hAnsi="Avenir Next" w:cs="Avenir Next" w:eastAsia="Avenir Next"/>
                 <w:b/>
                 <w:color w:val="1A1A1A"/>
-                <w:sz w:val="21"/>
+                <w:sz w:val="22"/>
                 <w:szCs w:val="21"/>
               </w:rPr>
               <w:t xml:space="preserve">Count</w:t>
@@ -424,7 +430,7 @@
               <w:rPr>
                 <w:rFonts w:ascii="Avenir Next" w:hAnsi="Avenir Next" w:cs="Avenir Next" w:eastAsia="Avenir Next"/>
                 <w:color w:val="1A1A1A"/>
-                <w:sz w:val="21"/>
+                <w:sz w:val="22"/>
                 <w:szCs w:val="21"/>
               </w:rPr>
               <w:t xml:space="preserve"> the values.</w:t>
@@ -443,6 +449,7 @@
           </w:tcPr>
           <w:p>
             <w:pPr>
+              <w:pStyle w:val="Heading1"/>
               <w:spacing w:before="0" w:after="0" w:line="240" w:lineRule="auto"/>
               <w:jc w:val="center"/>
             </w:pPr>
@@ -472,7 +479,7 @@
                 <w:rFonts w:ascii="Avenir Next" w:hAnsi="Avenir Next" w:cs="Avenir Next" w:eastAsia="Avenir Next"/>
                 <w:b/>
                 <w:color w:val="1A1A1A"/>
-                <w:sz w:val="21"/>
+                <w:sz w:val="22"/>
                 <w:szCs w:val="21"/>
               </w:rPr>
               <w:t xml:space="preserve">Divide</w:t>
@@ -481,7 +488,7 @@
               <w:rPr>
                 <w:rFonts w:ascii="Avenir Next" w:hAnsi="Avenir Next" w:cs="Avenir Next" w:eastAsia="Avenir Next"/>
                 <w:color w:val="1A1A1A"/>
-                <w:sz w:val="21"/>
+                <w:sz w:val="22"/>
                 <w:szCs w:val="21"/>
               </w:rPr>
               <w:t xml:space="preserve"> the sum by the count.</w:t>
@@ -492,6 +499,7 @@
     </w:tbl>
     <w:p>
       <w:pPr>
+        <w:pStyle w:val="Heading2"/>
         <w:keepNext/>
         <w:pBdr>
           <w:bottom w:val="single" w:sz="8" w:space="3" w:color="003A70"/>
@@ -507,7 +515,7 @@
           <w:b/>
           <w:color w:val="003A70"/>
           <w:spacing w:val="14"/>
-          <w:sz w:val="19"/>
+          <w:sz w:val="22"/>
           <w:szCs w:val="19"/>
         </w:rPr>
         <w:t xml:space="preserve">WATCH ME</w:t>
@@ -526,7 +534,7 @@
           <w:rFonts w:ascii="Avenir Next" w:hAnsi="Avenir Next" w:cs="Avenir Next" w:eastAsia="Avenir Next"/>
           <w:i/>
           <w:color w:val="5A5F66"/>
-          <w:sz w:val="17"/>
+          <w:sz w:val="22"/>
           <w:szCs w:val="17"/>
         </w:rPr>
         <w:t xml:space="preserve">the steps in action</w:t>
@@ -541,7 +549,7 @@
           <w:rFonts w:ascii="Avenir Next" w:hAnsi="Avenir Next" w:cs="Avenir Next" w:eastAsia="Avenir Next"/>
           <w:b/>
           <w:color w:val="1A1A1A"/>
-          <w:sz w:val="21"/>
+          <w:sz w:val="22"/>
           <w:szCs w:val="21"/>
         </w:rPr>
         <w:t xml:space="preserve">Find the mean of 19, 25, 21, 28 and 17.</w:t>
@@ -560,25 +568,25 @@
           <w:rFonts w:ascii="Avenir Next" w:hAnsi="Avenir Next" w:cs="Avenir Next" w:eastAsia="Avenir Next"/>
           <w:b/>
           <w:color w:val="003A70"/>
+          <w:sz w:val="22"/>
+          <w:szCs w:val="19"/>
+        </w:rPr>
+        <w:t xml:space="preserve">Step 1</w:t>
+      </w:r>
+      <w:r>
+        <w:rPr>
+          <w:rFonts w:ascii="Avenir Next" w:hAnsi="Avenir Next" w:cs="Avenir Next" w:eastAsia="Avenir Next"/>
+          <w:color w:val="1A1A1A"/>
           <w:sz w:val="19"/>
           <w:szCs w:val="19"/>
         </w:rPr>
-        <w:t xml:space="preserve">Step 1</w:t>
-      </w:r>
-      <w:r>
-        <w:rPr>
-          <w:rFonts w:ascii="Avenir Next" w:hAnsi="Avenir Next" w:cs="Avenir Next" w:eastAsia="Avenir Next"/>
-          <w:color w:val="1A1A1A"/>
-          <w:sz w:val="19"/>
-          <w:szCs w:val="19"/>
-        </w:rPr>
         <w:tab/>
       </w:r>
       <w:r>
         <w:rPr>
           <w:rFonts w:ascii="Avenir Next" w:hAnsi="Avenir Next" w:cs="Avenir Next" w:eastAsia="Avenir Next"/>
           <w:color w:val="1A1A1A"/>
-          <w:sz w:val="21"/>
+          <w:sz w:val="22"/>
           <w:szCs w:val="21"/>
         </w:rPr>
         <w:t xml:space="preserve">19 + 25 + 21 + 28 + 17 = 110.</w:t>
@@ -597,25 +605,25 @@
           <w:rFonts w:ascii="Avenir Next" w:hAnsi="Avenir Next" w:cs="Avenir Next" w:eastAsia="Avenir Next"/>
           <w:b/>
           <w:color w:val="003A70"/>
+          <w:sz w:val="22"/>
+          <w:szCs w:val="19"/>
+        </w:rPr>
+        <w:t xml:space="preserve">Step 2</w:t>
+      </w:r>
+      <w:r>
+        <w:rPr>
+          <w:rFonts w:ascii="Avenir Next" w:hAnsi="Avenir Next" w:cs="Avenir Next" w:eastAsia="Avenir Next"/>
+          <w:color w:val="1A1A1A"/>
           <w:sz w:val="19"/>
           <w:szCs w:val="19"/>
         </w:rPr>
-        <w:t xml:space="preserve">Step 2</w:t>
-      </w:r>
-      <w:r>
-        <w:rPr>
-          <w:rFonts w:ascii="Avenir Next" w:hAnsi="Avenir Next" w:cs="Avenir Next" w:eastAsia="Avenir Next"/>
-          <w:color w:val="1A1A1A"/>
-          <w:sz w:val="19"/>
-          <w:szCs w:val="19"/>
-        </w:rPr>
         <w:tab/>
       </w:r>
       <w:r>
         <w:rPr>
           <w:rFonts w:ascii="Avenir Next" w:hAnsi="Avenir Next" w:cs="Avenir Next" w:eastAsia="Avenir Next"/>
           <w:color w:val="1A1A1A"/>
-          <w:sz w:val="21"/>
+          <w:sz w:val="22"/>
           <w:szCs w:val="21"/>
         </w:rPr>
         <w:t xml:space="preserve">There are 5 values.</w:t>
@@ -634,25 +642,25 @@
           <w:rFonts w:ascii="Avenir Next" w:hAnsi="Avenir Next" w:cs="Avenir Next" w:eastAsia="Avenir Next"/>
           <w:b/>
           <w:color w:val="003A70"/>
+          <w:sz w:val="22"/>
+          <w:szCs w:val="19"/>
+        </w:rPr>
+        <w:t xml:space="preserve">Step 3</w:t>
+      </w:r>
+      <w:r>
+        <w:rPr>
+          <w:rFonts w:ascii="Avenir Next" w:hAnsi="Avenir Next" w:cs="Avenir Next" w:eastAsia="Avenir Next"/>
+          <w:color w:val="1A1A1A"/>
           <w:sz w:val="19"/>
           <w:szCs w:val="19"/>
         </w:rPr>
-        <w:t xml:space="preserve">Step 3</w:t>
-      </w:r>
-      <w:r>
-        <w:rPr>
-          <w:rFonts w:ascii="Avenir Next" w:hAnsi="Avenir Next" w:cs="Avenir Next" w:eastAsia="Avenir Next"/>
-          <w:color w:val="1A1A1A"/>
-          <w:sz w:val="19"/>
-          <w:szCs w:val="19"/>
-        </w:rPr>
         <w:tab/>
       </w:r>
       <w:r>
         <w:rPr>
           <w:rFonts w:ascii="Avenir Next" w:hAnsi="Avenir Next" w:cs="Avenir Next" w:eastAsia="Avenir Next"/>
           <w:color w:val="1A1A1A"/>
-          <w:sz w:val="21"/>
+          <w:sz w:val="22"/>
           <w:szCs w:val="21"/>
         </w:rPr>
         <w:t xml:space="preserve">110 ÷ 5 = 22.</w:t>
@@ -671,18 +679,18 @@
           <w:rFonts w:ascii="Avenir Next" w:hAnsi="Avenir Next" w:cs="Avenir Next" w:eastAsia="Avenir Next"/>
           <w:b/>
           <w:color w:val="1A1A1A"/>
+          <w:sz w:val="22"/>
+          <w:szCs w:val="21"/>
+        </w:rPr>
+        <w:t xml:space="preserve">Answer</w:t>
+      </w:r>
+      <w:r>
+        <w:rPr>
+          <w:rFonts w:ascii="Avenir Next" w:hAnsi="Avenir Next" w:cs="Avenir Next" w:eastAsia="Avenir Next"/>
+          <w:color w:val="1A1A1A"/>
           <w:sz w:val="21"/>
           <w:szCs w:val="21"/>
         </w:rPr>
-        <w:t xml:space="preserve">Answer</w:t>
-      </w:r>
-      <w:r>
-        <w:rPr>
-          <w:rFonts w:ascii="Avenir Next" w:hAnsi="Avenir Next" w:cs="Avenir Next" w:eastAsia="Avenir Next"/>
-          <w:color w:val="1A1A1A"/>
-          <w:sz w:val="21"/>
-          <w:szCs w:val="21"/>
-        </w:rPr>
         <w:tab/>
       </w:r>
       <w:r>
@@ -690,7 +698,7 @@
           <w:rFonts w:ascii="Avenir Next" w:hAnsi="Avenir Next" w:cs="Avenir Next" w:eastAsia="Avenir Next"/>
           <w:b/>
           <w:color w:val="1A1A1A"/>
-          <w:sz w:val="21"/>
+          <w:sz w:val="22"/>
           <w:szCs w:val="21"/>
         </w:rPr>
         <w:t xml:space="preserve">22</w:t>
@@ -698,6 +706,7 @@
     </w:p>
     <w:p>
       <w:pPr>
+        <w:pStyle w:val="Heading2"/>
         <w:keepNext/>
         <w:pBdr>
           <w:bottom w:val="single" w:sz="8" w:space="3" w:color="003A70"/>
@@ -713,7 +722,7 @@
           <w:b/>
           <w:color w:val="003A70"/>
           <w:spacing w:val="14"/>
-          <w:sz w:val="19"/>
+          <w:sz w:val="22"/>
           <w:szCs w:val="19"/>
         </w:rPr>
         <w:t xml:space="preserve">TRY IT WITH HELP</w:t>
@@ -732,7 +741,7 @@
           <w:rFonts w:ascii="Avenir Next" w:hAnsi="Avenir Next" w:cs="Avenir Next" w:eastAsia="Avenir Next"/>
           <w:i/>
           <w:color w:val="5A5F66"/>
-          <w:sz w:val="17"/>
+          <w:sz w:val="22"/>
           <w:szCs w:val="17"/>
         </w:rPr>
         <w:t xml:space="preserve">fill in each step</w:t>
@@ -790,25 +799,25 @@
           <w:rFonts w:ascii="Avenir Next" w:hAnsi="Avenir Next" w:cs="Avenir Next" w:eastAsia="Avenir Next"/>
           <w:b/>
           <w:color w:val="003A70"/>
+          <w:sz w:val="22"/>
+          <w:szCs w:val="18"/>
+        </w:rPr>
+        <w:t xml:space="preserve">Step 1</w:t>
+      </w:r>
+      <w:r>
+        <w:rPr>
+          <w:rFonts w:ascii="Avenir Next" w:hAnsi="Avenir Next" w:cs="Avenir Next" w:eastAsia="Avenir Next"/>
+          <w:color w:val="1A1A1A"/>
           <w:sz w:val="18"/>
           <w:szCs w:val="18"/>
         </w:rPr>
-        <w:t xml:space="preserve">Step 1</w:t>
-      </w:r>
-      <w:r>
-        <w:rPr>
-          <w:rFonts w:ascii="Avenir Next" w:hAnsi="Avenir Next" w:cs="Avenir Next" w:eastAsia="Avenir Next"/>
-          <w:color w:val="1A1A1A"/>
-          <w:sz w:val="18"/>
-          <w:szCs w:val="18"/>
-        </w:rPr>
         <w:tab/>
       </w:r>
       <w:r>
         <w:rPr>
           <w:rFonts w:ascii="Avenir Next" w:hAnsi="Avenir Next" w:cs="Avenir Next" w:eastAsia="Avenir Next"/>
           <w:color w:val="1A1A1A"/>
-          <w:sz w:val="21"/>
+          <w:sz w:val="22"/>
           <w:szCs w:val="21"/>
         </w:rPr>
         <w:t xml:space="preserve">6 + 9 + 10 + 7 = </w:t>
@@ -838,35 +847,35 @@
           <w:rFonts w:ascii="Avenir Next" w:hAnsi="Avenir Next" w:cs="Avenir Next" w:eastAsia="Avenir Next"/>
           <w:b/>
           <w:color w:val="003A70"/>
+          <w:sz w:val="22"/>
+          <w:szCs w:val="18"/>
+        </w:rPr>
+        <w:t xml:space="preserve">Step 2</w:t>
+      </w:r>
+      <w:r>
+        <w:rPr>
+          <w:rFonts w:ascii="Avenir Next" w:hAnsi="Avenir Next" w:cs="Avenir Next" w:eastAsia="Avenir Next"/>
+          <w:color w:val="1A1A1A"/>
           <w:sz w:val="18"/>
           <w:szCs w:val="18"/>
         </w:rPr>
-        <w:t xml:space="preserve">Step 2</w:t>
-      </w:r>
-      <w:r>
-        <w:rPr>
-          <w:rFonts w:ascii="Avenir Next" w:hAnsi="Avenir Next" w:cs="Avenir Next" w:eastAsia="Avenir Next"/>
-          <w:color w:val="1A1A1A"/>
-          <w:sz w:val="18"/>
-          <w:szCs w:val="18"/>
-        </w:rPr>
         <w:tab/>
       </w:r>
       <w:r>
         <w:rPr>
           <w:rFonts w:ascii="Avenir Next" w:hAnsi="Avenir Next" w:cs="Avenir Next" w:eastAsia="Avenir Next"/>
           <w:color w:val="1A1A1A"/>
+          <w:sz w:val="22"/>
+          <w:szCs w:val="21"/>
+        </w:rPr>
+        <w:t xml:space="preserve">There are </w:t>
+      </w:r>
+      <w:r>
+        <w:rPr>
+          <w:rFonts w:ascii="Avenir Next" w:hAnsi="Avenir Next" w:cs="Avenir Next" w:eastAsia="Avenir Next"/>
+          <w:color w:val="1A1A1A"/>
           <w:sz w:val="21"/>
           <w:szCs w:val="21"/>
-        </w:rPr>
-        <w:t xml:space="preserve">There are </w:t>
-      </w:r>
-      <w:r>
-        <w:rPr>
-          <w:rFonts w:ascii="Avenir Next" w:hAnsi="Avenir Next" w:cs="Avenir Next" w:eastAsia="Avenir Next"/>
-          <w:color w:val="1A1A1A"/>
-          <w:sz w:val="21"/>
-          <w:szCs w:val="21"/>
           <w:u w:val="single"/>
         </w:rPr>
         <w:t xml:space="preserve">                </w:t>
@@ -875,7 +884,7 @@
         <w:rPr>
           <w:rFonts w:ascii="Avenir Next" w:hAnsi="Avenir Next" w:cs="Avenir Next" w:eastAsia="Avenir Next"/>
           <w:color w:val="1A1A1A"/>
-          <w:sz w:val="21"/>
+          <w:sz w:val="22"/>
           <w:szCs w:val="21"/>
         </w:rPr>
         <w:t xml:space="preserve"> values.</w:t>
@@ -895,25 +904,25 @@
           <w:rFonts w:ascii="Avenir Next" w:hAnsi="Avenir Next" w:cs="Avenir Next" w:eastAsia="Avenir Next"/>
           <w:b/>
           <w:color w:val="003A70"/>
+          <w:sz w:val="22"/>
+          <w:szCs w:val="18"/>
+        </w:rPr>
+        <w:t xml:space="preserve">Step 3</w:t>
+      </w:r>
+      <w:r>
+        <w:rPr>
+          <w:rFonts w:ascii="Avenir Next" w:hAnsi="Avenir Next" w:cs="Avenir Next" w:eastAsia="Avenir Next"/>
+          <w:color w:val="1A1A1A"/>
           <w:sz w:val="18"/>
           <w:szCs w:val="18"/>
         </w:rPr>
-        <w:t xml:space="preserve">Step 3</w:t>
-      </w:r>
-      <w:r>
-        <w:rPr>
-          <w:rFonts w:ascii="Avenir Next" w:hAnsi="Avenir Next" w:cs="Avenir Next" w:eastAsia="Avenir Next"/>
-          <w:color w:val="1A1A1A"/>
-          <w:sz w:val="18"/>
-          <w:szCs w:val="18"/>
-        </w:rPr>
         <w:tab/>
       </w:r>
       <w:r>
         <w:rPr>
           <w:rFonts w:ascii="Avenir Next" w:hAnsi="Avenir Next" w:cs="Avenir Next" w:eastAsia="Avenir Next"/>
           <w:color w:val="1A1A1A"/>
-          <w:sz w:val="21"/>
+          <w:sz w:val="22"/>
           <w:szCs w:val="21"/>
         </w:rPr>
         <w:t xml:space="preserve">32 ÷ 4 = </w:t>
@@ -986,25 +995,25 @@
           <w:rFonts w:ascii="Avenir Next" w:hAnsi="Avenir Next" w:cs="Avenir Next" w:eastAsia="Avenir Next"/>
           <w:b/>
           <w:color w:val="003A70"/>
+          <w:sz w:val="22"/>
+          <w:szCs w:val="18"/>
+        </w:rPr>
+        <w:t xml:space="preserve">Step 1</w:t>
+      </w:r>
+      <w:r>
+        <w:rPr>
+          <w:rFonts w:ascii="Avenir Next" w:hAnsi="Avenir Next" w:cs="Avenir Next" w:eastAsia="Avenir Next"/>
+          <w:color w:val="1A1A1A"/>
           <w:sz w:val="18"/>
           <w:szCs w:val="18"/>
         </w:rPr>
-        <w:t xml:space="preserve">Step 1</w:t>
-      </w:r>
-      <w:r>
-        <w:rPr>
-          <w:rFonts w:ascii="Avenir Next" w:hAnsi="Avenir Next" w:cs="Avenir Next" w:eastAsia="Avenir Next"/>
-          <w:color w:val="1A1A1A"/>
-          <w:sz w:val="18"/>
-          <w:szCs w:val="18"/>
-        </w:rPr>
         <w:tab/>
       </w:r>
       <w:r>
         <w:rPr>
           <w:rFonts w:ascii="Avenir Next" w:hAnsi="Avenir Next" w:cs="Avenir Next" w:eastAsia="Avenir Next"/>
           <w:color w:val="1A1A1A"/>
-          <w:sz w:val="21"/>
+          <w:sz w:val="22"/>
           <w:szCs w:val="21"/>
         </w:rPr>
         <w:t xml:space="preserve">14 + 20 + 17 + 21 = </w:t>
@@ -1034,35 +1043,35 @@
           <w:rFonts w:ascii="Avenir Next" w:hAnsi="Avenir Next" w:cs="Avenir Next" w:eastAsia="Avenir Next"/>
           <w:b/>
           <w:color w:val="003A70"/>
+          <w:sz w:val="22"/>
+          <w:szCs w:val="18"/>
+        </w:rPr>
+        <w:t xml:space="preserve">Step 2</w:t>
+      </w:r>
+      <w:r>
+        <w:rPr>
+          <w:rFonts w:ascii="Avenir Next" w:hAnsi="Avenir Next" w:cs="Avenir Next" w:eastAsia="Avenir Next"/>
+          <w:color w:val="1A1A1A"/>
           <w:sz w:val="18"/>
           <w:szCs w:val="18"/>
         </w:rPr>
-        <w:t xml:space="preserve">Step 2</w:t>
-      </w:r>
-      <w:r>
-        <w:rPr>
-          <w:rFonts w:ascii="Avenir Next" w:hAnsi="Avenir Next" w:cs="Avenir Next" w:eastAsia="Avenir Next"/>
-          <w:color w:val="1A1A1A"/>
-          <w:sz w:val="18"/>
-          <w:szCs w:val="18"/>
-        </w:rPr>
         <w:tab/>
       </w:r>
       <w:r>
         <w:rPr>
           <w:rFonts w:ascii="Avenir Next" w:hAnsi="Avenir Next" w:cs="Avenir Next" w:eastAsia="Avenir Next"/>
           <w:color w:val="1A1A1A"/>
+          <w:sz w:val="22"/>
+          <w:szCs w:val="21"/>
+        </w:rPr>
+        <w:t xml:space="preserve">There are </w:t>
+      </w:r>
+      <w:r>
+        <w:rPr>
+          <w:rFonts w:ascii="Avenir Next" w:hAnsi="Avenir Next" w:cs="Avenir Next" w:eastAsia="Avenir Next"/>
+          <w:color w:val="1A1A1A"/>
           <w:sz w:val="21"/>
           <w:szCs w:val="21"/>
-        </w:rPr>
-        <w:t xml:space="preserve">There are </w:t>
-      </w:r>
-      <w:r>
-        <w:rPr>
-          <w:rFonts w:ascii="Avenir Next" w:hAnsi="Avenir Next" w:cs="Avenir Next" w:eastAsia="Avenir Next"/>
-          <w:color w:val="1A1A1A"/>
-          <w:sz w:val="21"/>
-          <w:szCs w:val="21"/>
           <w:u w:val="single"/>
         </w:rPr>
         <w:t xml:space="preserve">                </w:t>
@@ -1071,7 +1080,7 @@
         <w:rPr>
           <w:rFonts w:ascii="Avenir Next" w:hAnsi="Avenir Next" w:cs="Avenir Next" w:eastAsia="Avenir Next"/>
           <w:color w:val="1A1A1A"/>
-          <w:sz w:val="21"/>
+          <w:sz w:val="22"/>
           <w:szCs w:val="21"/>
         </w:rPr>
         <w:t xml:space="preserve"> values.</w:t>
@@ -1091,35 +1100,35 @@
           <w:rFonts w:ascii="Avenir Next" w:hAnsi="Avenir Next" w:cs="Avenir Next" w:eastAsia="Avenir Next"/>
           <w:b/>
           <w:color w:val="003A70"/>
+          <w:sz w:val="22"/>
+          <w:szCs w:val="18"/>
+        </w:rPr>
+        <w:t xml:space="preserve">Step 3</w:t>
+      </w:r>
+      <w:r>
+        <w:rPr>
+          <w:rFonts w:ascii="Avenir Next" w:hAnsi="Avenir Next" w:cs="Avenir Next" w:eastAsia="Avenir Next"/>
+          <w:color w:val="1A1A1A"/>
           <w:sz w:val="18"/>
           <w:szCs w:val="18"/>
         </w:rPr>
-        <w:t xml:space="preserve">Step 3</w:t>
-      </w:r>
-      <w:r>
-        <w:rPr>
-          <w:rFonts w:ascii="Avenir Next" w:hAnsi="Avenir Next" w:cs="Avenir Next" w:eastAsia="Avenir Next"/>
-          <w:color w:val="1A1A1A"/>
-          <w:sz w:val="18"/>
-          <w:szCs w:val="18"/>
-        </w:rPr>
         <w:tab/>
       </w:r>
       <w:r>
         <w:rPr>
           <w:rFonts w:ascii="Avenir Next" w:hAnsi="Avenir Next" w:cs="Avenir Next" w:eastAsia="Avenir Next"/>
           <w:color w:val="1A1A1A"/>
+          <w:sz w:val="22"/>
+          <w:szCs w:val="21"/>
+        </w:rPr>
+        <w:t xml:space="preserve">72 ÷ 4 = </w:t>
+      </w:r>
+      <w:r>
+        <w:rPr>
+          <w:rFonts w:ascii="Avenir Next" w:hAnsi="Avenir Next" w:cs="Avenir Next" w:eastAsia="Avenir Next"/>
+          <w:color w:val="1A1A1A"/>
           <w:sz w:val="21"/>
           <w:szCs w:val="21"/>
-        </w:rPr>
-        <w:t xml:space="preserve">72 ÷ 4 = </w:t>
-      </w:r>
-      <w:r>
-        <w:rPr>
-          <w:rFonts w:ascii="Avenir Next" w:hAnsi="Avenir Next" w:cs="Avenir Next" w:eastAsia="Avenir Next"/>
-          <w:color w:val="1A1A1A"/>
-          <w:sz w:val="21"/>
-          <w:szCs w:val="21"/>
           <w:u w:val="single"/>
         </w:rPr>
         <w:t xml:space="preserve">                </w:t>
@@ -1132,6 +1141,7 @@
     </w:p>
     <w:p>
       <w:pPr>
+        <w:pStyle w:val="Heading2"/>
         <w:keepNext/>
         <w:pBdr>
           <w:bottom w:val="single" w:sz="8" w:space="3" w:color="003A70"/>
@@ -1147,7 +1157,7 @@
           <w:b/>
           <w:color w:val="003A70"/>
           <w:spacing w:val="14"/>
-          <w:sz w:val="19"/>
+          <w:sz w:val="22"/>
           <w:szCs w:val="19"/>
         </w:rPr>
         <w:t xml:space="preserve">YOUR TURN</w:t>
@@ -1166,7 +1176,7 @@
           <w:rFonts w:ascii="Avenir Next" w:hAnsi="Avenir Next" w:cs="Avenir Next" w:eastAsia="Avenir Next"/>
           <w:i/>
           <w:color w:val="5A5F66"/>
-          <w:sz w:val="17"/>
+          <w:sz w:val="22"/>
           <w:szCs w:val="17"/>
         </w:rPr>
         <w:t xml:space="preserve">use the steps on your own</w:t>
@@ -1682,7 +1692,7 @@
       <w:pPr>
         <w:pageBreakBefore/>
         <w:keepNext/>
-        <w:spacing w:before="0" w:after="12" w:line="264" w:lineRule="auto"/>
+        <w:spacing w:before="0" w:after="10" w:line="240" w:lineRule="auto"/>
       </w:pPr>
       <w:r>
         <w:rPr>
@@ -1691,7 +1701,7 @@
           <w:caps/>
           <w:color w:val="003A70"/>
           <w:spacing w:val="12"/>
-          <w:sz w:val="19"/>
+          <w:sz w:val="22"/>
           <w:szCs w:val="19"/>
         </w:rPr>
         <w:t xml:space="preserve">Lesson 2-8  ·  Session 2  ·  Prerequisite Practice B  ·  Skill 2 of 2</w:t>
@@ -1699,8 +1709,9 @@
     </w:p>
     <w:p>
       <w:pPr>
+        <w:pStyle w:val="Heading1"/>
         <w:keepNext/>
-        <w:spacing w:before="0" w:after="10" w:line="240" w:lineRule="auto"/>
+        <w:spacing w:before="0" w:after="8" w:line="240" w:lineRule="auto"/>
       </w:pPr>
       <w:r>
         <w:rPr>
@@ -1718,13 +1729,13 @@
         <w:pBdr>
           <w:bottom w:val="single" w:sz="4" w:space="5" w:color="C9CDD2"/>
         </w:pBdr>
-        <w:spacing w:before="0" w:after="60" w:line="264" w:lineRule="auto"/>
+        <w:spacing w:before="0" w:after="51" w:line="240" w:lineRule="auto"/>
       </w:pPr>
       <w:r>
         <w:rPr>
           <w:rFonts w:ascii="Avenir Next" w:hAnsi="Avenir Next" w:cs="Avenir Next" w:eastAsia="Avenir Next"/>
           <w:color w:val="5A5F66"/>
-          <w:sz w:val="17"/>
+          <w:sz w:val="22"/>
           <w:szCs w:val="17"/>
         </w:rPr>
         <w:t xml:space="preserve">Builds on Lesson 2-8 Session 1 · 6.SP.B.5c</w:t>
@@ -1767,7 +1778,8 @@
           </w:tcPr>
           <w:p>
             <w:pPr>
-              <w:spacing w:before="0" w:after="0" w:line="252" w:lineRule="auto"/>
+              <w:pStyle w:val="Heading2"/>
+              <w:spacing w:before="0" w:after="0" w:line="240" w:lineRule="auto"/>
             </w:pPr>
             <w:r>
               <w:rPr>
@@ -1790,13 +1802,13 @@
           </w:tcPr>
           <w:p>
             <w:pPr>
-              <w:spacing w:before="0" w:after="0" w:line="264" w:lineRule="auto"/>
+              <w:spacing w:before="0" w:after="0" w:line="240" w:lineRule="auto"/>
             </w:pPr>
             <w:r>
               <w:rPr>
                 <w:rFonts w:ascii="Avenir Next" w:hAnsi="Avenir Next" w:cs="Avenir Next" w:eastAsia="Avenir Next"/>
                 <w:color w:val="1A1A1A"/>
-                <w:sz w:val="20"/>
+                <w:sz w:val="22"/>
                 <w:szCs w:val="20"/>
               </w:rPr>
               <w:t xml:space="preserve">For a mean of 29, the points below 29 must balance the points above 29.</w:t>
@@ -1816,7 +1828,8 @@
           </w:tcPr>
           <w:p>
             <w:pPr>
-              <w:spacing w:before="0" w:after="0" w:line="252" w:lineRule="auto"/>
+              <w:pStyle w:val="Heading2"/>
+              <w:spacing w:before="0" w:after="0" w:line="240" w:lineRule="auto"/>
             </w:pPr>
             <w:r>
               <w:rPr>
@@ -1839,13 +1852,13 @@
           </w:tcPr>
           <w:p>
             <w:pPr>
-              <w:spacing w:before="0" w:after="0" w:line="264" w:lineRule="auto"/>
+              <w:spacing w:before="0" w:after="0" w:line="240" w:lineRule="auto"/>
             </w:pPr>
             <w:r>
               <w:rPr>
                 <w:rFonts w:ascii="Avenir Next" w:hAnsi="Avenir Next" w:cs="Avenir Next" w:eastAsia="Avenir Next"/>
                 <w:color w:val="1A1A1A"/>
-                <w:sz w:val="20"/>
+                <w:sz w:val="22"/>
                 <w:szCs w:val="20"/>
               </w:rPr>
               <w:t xml:space="preserve">Use distances from the mean: the total below must equal the total above.  </w:t>
@@ -1855,7 +1868,7 @@
                 <w:rFonts w:ascii="Avenir Next" w:hAnsi="Avenir Next" w:cs="Avenir Next" w:eastAsia="Avenir Next"/>
                 <w:b/>
                 <w:color w:val="1A1A1A"/>
-                <w:sz w:val="20"/>
+                <w:sz w:val="22"/>
                 <w:szCs w:val="20"/>
               </w:rPr>
               <w:t xml:space="preserve">You will use it in Practice Form A, problems 2 and 4.</w:t>
@@ -1866,6 +1879,7 @@
     </w:tbl>
     <w:p>
       <w:pPr>
+        <w:pStyle w:val="Heading2"/>
         <w:keepNext/>
         <w:pBdr>
           <w:bottom w:val="single" w:sz="8" w:space="3" w:color="003A70"/>
@@ -1873,7 +1887,7 @@
         <w:tabs>
           <w:tab w:val="right" w:pos="9504"/>
         </w:tabs>
-        <w:spacing w:before="50" w:after="36" w:line="240" w:lineRule="auto"/>
+        <w:spacing w:before="42" w:after="31" w:line="240" w:lineRule="auto"/>
       </w:pPr>
       <w:r>
         <w:rPr>
@@ -1881,7 +1895,7 @@
           <w:b/>
           <w:color w:val="003A70"/>
           <w:spacing w:val="14"/>
-          <w:sz w:val="19"/>
+          <w:sz w:val="22"/>
           <w:szCs w:val="19"/>
         </w:rPr>
         <w:t xml:space="preserve">STEPS TO FOLLOW</w:t>
@@ -1900,7 +1914,7 @@
           <w:rFonts w:ascii="Avenir Next" w:hAnsi="Avenir Next" w:cs="Avenir Next" w:eastAsia="Avenir Next"/>
           <w:i/>
           <w:color w:val="5A5F66"/>
-          <w:sz w:val="17"/>
+          <w:sz w:val="22"/>
           <w:szCs w:val="17"/>
         </w:rPr>
         <w:t xml:space="preserve">use these same steps on every problem</w:t>
@@ -1942,6 +1956,7 @@
           </w:tcPr>
           <w:p>
             <w:pPr>
+              <w:pStyle w:val="Heading1"/>
               <w:spacing w:before="0" w:after="0" w:line="240" w:lineRule="auto"/>
               <w:jc w:val="center"/>
             </w:pPr>
@@ -1964,14 +1979,14 @@
           </w:tcPr>
           <w:p>
             <w:pPr>
-              <w:spacing w:before="0" w:after="0" w:line="264" w:lineRule="auto"/>
+              <w:spacing w:before="0" w:after="0" w:line="240" w:lineRule="auto"/>
             </w:pPr>
             <w:r>
               <w:rPr>
                 <w:rFonts w:ascii="Avenir Next" w:hAnsi="Avenir Next" w:cs="Avenir Next" w:eastAsia="Avenir Next"/>
                 <w:b/>
                 <w:color w:val="1A1A1A"/>
-                <w:sz w:val="21"/>
+                <w:sz w:val="22"/>
                 <w:szCs w:val="21"/>
               </w:rPr>
               <w:t xml:space="preserve">Find</w:t>
@@ -1980,7 +1995,7 @@
               <w:rPr>
                 <w:rFonts w:ascii="Avenir Next" w:hAnsi="Avenir Next" w:cs="Avenir Next" w:eastAsia="Avenir Next"/>
                 <w:color w:val="1A1A1A"/>
-                <w:sz w:val="21"/>
+                <w:sz w:val="22"/>
                 <w:szCs w:val="21"/>
               </w:rPr>
               <w:t xml:space="preserve"> how far each value is below or above the target.</w:t>
@@ -1999,6 +2014,7 @@
           </w:tcPr>
           <w:p>
             <w:pPr>
+              <w:pStyle w:val="Heading1"/>
               <w:spacing w:before="0" w:after="0" w:line="240" w:lineRule="auto"/>
               <w:jc w:val="center"/>
             </w:pPr>
@@ -2021,14 +2037,14 @@
           </w:tcPr>
           <w:p>
             <w:pPr>
-              <w:spacing w:before="0" w:after="0" w:line="264" w:lineRule="auto"/>
+              <w:spacing w:before="0" w:after="0" w:line="240" w:lineRule="auto"/>
             </w:pPr>
             <w:r>
               <w:rPr>
                 <w:rFonts w:ascii="Avenir Next" w:hAnsi="Avenir Next" w:cs="Avenir Next" w:eastAsia="Avenir Next"/>
                 <w:b/>
                 <w:color w:val="1A1A1A"/>
-                <w:sz w:val="21"/>
+                <w:sz w:val="22"/>
                 <w:szCs w:val="21"/>
               </w:rPr>
               <w:t xml:space="preserve">Add</w:t>
@@ -2037,7 +2053,7 @@
               <w:rPr>
                 <w:rFonts w:ascii="Avenir Next" w:hAnsi="Avenir Next" w:cs="Avenir Next" w:eastAsia="Avenir Next"/>
                 <w:color w:val="1A1A1A"/>
-                <w:sz w:val="21"/>
+                <w:sz w:val="22"/>
                 <w:szCs w:val="21"/>
               </w:rPr>
               <w:t xml:space="preserve"> the amounts below. Add the amounts above.</w:t>
@@ -2056,6 +2072,7 @@
           </w:tcPr>
           <w:p>
             <w:pPr>
+              <w:pStyle w:val="Heading1"/>
               <w:spacing w:before="0" w:after="0" w:line="240" w:lineRule="auto"/>
               <w:jc w:val="center"/>
             </w:pPr>
@@ -2078,14 +2095,14 @@
           </w:tcPr>
           <w:p>
             <w:pPr>
-              <w:spacing w:before="0" w:after="0" w:line="264" w:lineRule="auto"/>
+              <w:spacing w:before="0" w:after="0" w:line="240" w:lineRule="auto"/>
             </w:pPr>
             <w:r>
               <w:rPr>
                 <w:rFonts w:ascii="Avenir Next" w:hAnsi="Avenir Next" w:cs="Avenir Next" w:eastAsia="Avenir Next"/>
                 <w:b/>
                 <w:color w:val="1A1A1A"/>
-                <w:sz w:val="21"/>
+                <w:sz w:val="22"/>
                 <w:szCs w:val="21"/>
               </w:rPr>
               <w:t xml:space="preserve">Balance</w:t>
@@ -2094,7 +2111,7 @@
               <w:rPr>
                 <w:rFonts w:ascii="Avenir Next" w:hAnsi="Avenir Next" w:cs="Avenir Next" w:eastAsia="Avenir Next"/>
                 <w:color w:val="1A1A1A"/>
-                <w:sz w:val="21"/>
+                <w:sz w:val="22"/>
                 <w:szCs w:val="21"/>
               </w:rPr>
               <w:t xml:space="preserve">: the missing value makes up the difference.</w:t>
@@ -2105,6 +2122,7 @@
     </w:tbl>
     <w:p>
       <w:pPr>
+        <w:pStyle w:val="Heading2"/>
         <w:keepNext/>
         <w:pBdr>
           <w:bottom w:val="single" w:sz="8" w:space="3" w:color="003A70"/>
@@ -2112,7 +2130,7 @@
         <w:tabs>
           <w:tab w:val="right" w:pos="9504"/>
         </w:tabs>
-        <w:spacing w:before="50" w:after="36" w:line="240" w:lineRule="auto"/>
+        <w:spacing w:before="42" w:after="31" w:line="240" w:lineRule="auto"/>
       </w:pPr>
       <w:r>
         <w:rPr>
@@ -2120,7 +2138,7 @@
           <w:b/>
           <w:color w:val="003A70"/>
           <w:spacing w:val="14"/>
-          <w:sz w:val="19"/>
+          <w:sz w:val="22"/>
           <w:szCs w:val="19"/>
         </w:rPr>
         <w:t xml:space="preserve">WATCH ME</w:t>
@@ -2139,7 +2157,7 @@
           <w:rFonts w:ascii="Avenir Next" w:hAnsi="Avenir Next" w:cs="Avenir Next" w:eastAsia="Avenir Next"/>
           <w:i/>
           <w:color w:val="5A5F66"/>
-          <w:sz w:val="17"/>
+          <w:sz w:val="22"/>
           <w:szCs w:val="17"/>
         </w:rPr>
         <w:t xml:space="preserve">the steps in action</w:t>
@@ -2147,14 +2165,14 @@
     </w:p>
     <w:p>
       <w:pPr>
-        <w:spacing w:before="0" w:after="40" w:line="264" w:lineRule="auto"/>
+        <w:spacing w:before="0" w:after="34" w:line="240" w:lineRule="auto"/>
       </w:pPr>
       <w:r>
         <w:rPr>
           <w:rFonts w:ascii="Avenir Next" w:hAnsi="Avenir Next" w:cs="Avenir Next" w:eastAsia="Avenir Next"/>
           <w:b/>
           <w:color w:val="1A1A1A"/>
-          <w:sz w:val="21"/>
+          <w:sz w:val="22"/>
           <w:szCs w:val="21"/>
         </w:rPr>
         <w:t xml:space="preserve">Values: 13, 17, 12. What fourth value makes the mean 15?</w:t>
@@ -2165,7 +2183,7 @@
         <w:tabs>
           <w:tab w:val="left" w:pos="950"/>
         </w:tabs>
-        <w:spacing w:before="0" w:after="24" w:line="256" w:lineRule="auto"/>
+        <w:spacing w:before="0" w:after="20" w:line="240" w:lineRule="auto"/>
         <w:ind w:left="950" w:hanging="950"/>
       </w:pPr>
       <w:r>
@@ -2173,25 +2191,25 @@
           <w:rFonts w:ascii="Avenir Next" w:hAnsi="Avenir Next" w:cs="Avenir Next" w:eastAsia="Avenir Next"/>
           <w:b/>
           <w:color w:val="003A70"/>
+          <w:sz w:val="22"/>
+          <w:szCs w:val="19"/>
+        </w:rPr>
+        <w:t xml:space="preserve">Step 1</w:t>
+      </w:r>
+      <w:r>
+        <w:rPr>
+          <w:rFonts w:ascii="Avenir Next" w:hAnsi="Avenir Next" w:cs="Avenir Next" w:eastAsia="Avenir Next"/>
+          <w:color w:val="1A1A1A"/>
           <w:sz w:val="19"/>
           <w:szCs w:val="19"/>
         </w:rPr>
-        <w:t xml:space="preserve">Step 1</w:t>
-      </w:r>
-      <w:r>
-        <w:rPr>
-          <w:rFonts w:ascii="Avenir Next" w:hAnsi="Avenir Next" w:cs="Avenir Next" w:eastAsia="Avenir Next"/>
-          <w:color w:val="1A1A1A"/>
-          <w:sz w:val="19"/>
-          <w:szCs w:val="19"/>
-        </w:rPr>
         <w:tab/>
       </w:r>
       <w:r>
         <w:rPr>
           <w:rFonts w:ascii="Avenir Next" w:hAnsi="Avenir Next" w:cs="Avenir Next" w:eastAsia="Avenir Next"/>
           <w:color w:val="1A1A1A"/>
-          <w:sz w:val="21"/>
+          <w:sz w:val="22"/>
           <w:szCs w:val="21"/>
         </w:rPr>
         <w:t xml:space="preserve">13 is 2 below, 17 is 2 above, 12 is 3 below.</w:t>
@@ -2202,7 +2220,7 @@
         <w:tabs>
           <w:tab w:val="left" w:pos="950"/>
         </w:tabs>
-        <w:spacing w:before="0" w:after="24" w:line="256" w:lineRule="auto"/>
+        <w:spacing w:before="0" w:after="20" w:line="240" w:lineRule="auto"/>
         <w:ind w:left="950" w:hanging="950"/>
       </w:pPr>
       <w:r>
@@ -2210,25 +2228,25 @@
           <w:rFonts w:ascii="Avenir Next" w:hAnsi="Avenir Next" w:cs="Avenir Next" w:eastAsia="Avenir Next"/>
           <w:b/>
           <w:color w:val="003A70"/>
+          <w:sz w:val="22"/>
+          <w:szCs w:val="19"/>
+        </w:rPr>
+        <w:t xml:space="preserve">Step 2</w:t>
+      </w:r>
+      <w:r>
+        <w:rPr>
+          <w:rFonts w:ascii="Avenir Next" w:hAnsi="Avenir Next" w:cs="Avenir Next" w:eastAsia="Avenir Next"/>
+          <w:color w:val="1A1A1A"/>
           <w:sz w:val="19"/>
           <w:szCs w:val="19"/>
         </w:rPr>
-        <w:t xml:space="preserve">Step 2</w:t>
-      </w:r>
-      <w:r>
-        <w:rPr>
-          <w:rFonts w:ascii="Avenir Next" w:hAnsi="Avenir Next" w:cs="Avenir Next" w:eastAsia="Avenir Next"/>
-          <w:color w:val="1A1A1A"/>
-          <w:sz w:val="19"/>
-          <w:szCs w:val="19"/>
-        </w:rPr>
         <w:tab/>
       </w:r>
       <w:r>
         <w:rPr>
           <w:rFonts w:ascii="Avenir Next" w:hAnsi="Avenir Next" w:cs="Avenir Next" w:eastAsia="Avenir Next"/>
           <w:color w:val="1A1A1A"/>
-          <w:sz w:val="21"/>
+          <w:sz w:val="22"/>
           <w:szCs w:val="21"/>
         </w:rPr>
         <w:t xml:space="preserve">Below: 2 + 3 = 5. Above: 2.</w:t>
@@ -2239,7 +2257,7 @@
         <w:tabs>
           <w:tab w:val="left" w:pos="950"/>
         </w:tabs>
-        <w:spacing w:before="0" w:after="24" w:line="256" w:lineRule="auto"/>
+        <w:spacing w:before="0" w:after="20" w:line="240" w:lineRule="auto"/>
         <w:ind w:left="950" w:hanging="950"/>
       </w:pPr>
       <w:r>
@@ -2247,25 +2265,25 @@
           <w:rFonts w:ascii="Avenir Next" w:hAnsi="Avenir Next" w:cs="Avenir Next" w:eastAsia="Avenir Next"/>
           <w:b/>
           <w:color w:val="003A70"/>
+          <w:sz w:val="22"/>
+          <w:szCs w:val="19"/>
+        </w:rPr>
+        <w:t xml:space="preserve">Step 3</w:t>
+      </w:r>
+      <w:r>
+        <w:rPr>
+          <w:rFonts w:ascii="Avenir Next" w:hAnsi="Avenir Next" w:cs="Avenir Next" w:eastAsia="Avenir Next"/>
+          <w:color w:val="1A1A1A"/>
           <w:sz w:val="19"/>
           <w:szCs w:val="19"/>
         </w:rPr>
-        <w:t xml:space="preserve">Step 3</w:t>
-      </w:r>
-      <w:r>
-        <w:rPr>
-          <w:rFonts w:ascii="Avenir Next" w:hAnsi="Avenir Next" w:cs="Avenir Next" w:eastAsia="Avenir Next"/>
-          <w:color w:val="1A1A1A"/>
-          <w:sz w:val="19"/>
-          <w:szCs w:val="19"/>
-        </w:rPr>
         <w:tab/>
       </w:r>
       <w:r>
         <w:rPr>
           <w:rFonts w:ascii="Avenir Next" w:hAnsi="Avenir Next" w:cs="Avenir Next" w:eastAsia="Avenir Next"/>
           <w:color w:val="1A1A1A"/>
-          <w:sz w:val="21"/>
+          <w:sz w:val="22"/>
           <w:szCs w:val="21"/>
         </w:rPr>
         <w:t xml:space="preserve">Need 3 more above: 15 + 3 = 18.</w:t>
@@ -2276,7 +2294,7 @@
         <w:tabs>
           <w:tab w:val="left" w:pos="950"/>
         </w:tabs>
-        <w:spacing w:before="20" w:after="0" w:line="256" w:lineRule="auto"/>
+        <w:spacing w:before="17" w:after="0" w:line="240" w:lineRule="auto"/>
         <w:ind w:left="950" w:hanging="950"/>
       </w:pPr>
       <w:r>
@@ -2284,18 +2302,18 @@
           <w:rFonts w:ascii="Avenir Next" w:hAnsi="Avenir Next" w:cs="Avenir Next" w:eastAsia="Avenir Next"/>
           <w:b/>
           <w:color w:val="1A1A1A"/>
+          <w:sz w:val="22"/>
+          <w:szCs w:val="21"/>
+        </w:rPr>
+        <w:t xml:space="preserve">Answer</w:t>
+      </w:r>
+      <w:r>
+        <w:rPr>
+          <w:rFonts w:ascii="Avenir Next" w:hAnsi="Avenir Next" w:cs="Avenir Next" w:eastAsia="Avenir Next"/>
+          <w:color w:val="1A1A1A"/>
           <w:sz w:val="21"/>
           <w:szCs w:val="21"/>
         </w:rPr>
-        <w:t xml:space="preserve">Answer</w:t>
-      </w:r>
-      <w:r>
-        <w:rPr>
-          <w:rFonts w:ascii="Avenir Next" w:hAnsi="Avenir Next" w:cs="Avenir Next" w:eastAsia="Avenir Next"/>
-          <w:color w:val="1A1A1A"/>
-          <w:sz w:val="21"/>
-          <w:szCs w:val="21"/>
-        </w:rPr>
         <w:tab/>
       </w:r>
       <w:r>
@@ -2303,7 +2321,7 @@
           <w:rFonts w:ascii="Avenir Next" w:hAnsi="Avenir Next" w:cs="Avenir Next" w:eastAsia="Avenir Next"/>
           <w:b/>
           <w:color w:val="1A1A1A"/>
-          <w:sz w:val="21"/>
+          <w:sz w:val="22"/>
           <w:szCs w:val="21"/>
         </w:rPr>
         <w:t xml:space="preserve">18</w:t>
@@ -2311,6 +2329,7 @@
     </w:p>
     <w:p>
       <w:pPr>
+        <w:pStyle w:val="Heading2"/>
         <w:keepNext/>
         <w:pBdr>
           <w:bottom w:val="single" w:sz="8" w:space="3" w:color="003A70"/>
@@ -2318,7 +2337,7 @@
         <w:tabs>
           <w:tab w:val="right" w:pos="9504"/>
         </w:tabs>
-        <w:spacing w:before="50" w:after="36" w:line="240" w:lineRule="auto"/>
+        <w:spacing w:before="42" w:after="31" w:line="240" w:lineRule="auto"/>
       </w:pPr>
       <w:r>
         <w:rPr>
@@ -2326,7 +2345,7 @@
           <w:b/>
           <w:color w:val="003A70"/>
           <w:spacing w:val="14"/>
-          <w:sz w:val="19"/>
+          <w:sz w:val="22"/>
           <w:szCs w:val="19"/>
         </w:rPr>
         <w:t xml:space="preserve">TRY IT WITH HELP</w:t>
@@ -2345,7 +2364,7 @@
           <w:rFonts w:ascii="Avenir Next" w:hAnsi="Avenir Next" w:cs="Avenir Next" w:eastAsia="Avenir Next"/>
           <w:i/>
           <w:color w:val="5A5F66"/>
-          <w:sz w:val="17"/>
+          <w:sz w:val="22"/>
           <w:szCs w:val="17"/>
         </w:rPr>
         <w:t xml:space="preserve">fill in each step</w:t>
@@ -2357,7 +2376,7 @@
         <w:tabs>
           <w:tab w:val="left" w:pos="432"/>
         </w:tabs>
-        <w:spacing w:before="90" w:after="40" w:line="268" w:lineRule="auto"/>
+        <w:spacing w:before="76" w:after="34" w:line="240" w:lineRule="auto"/>
         <w:ind w:left="432" w:hanging="432"/>
       </w:pPr>
       <w:r>
@@ -2395,7 +2414,7 @@
         <w:tabs>
           <w:tab w:val="left" w:pos="1300"/>
         </w:tabs>
-        <w:spacing w:before="0" w:after="24" w:line="272" w:lineRule="auto"/>
+        <w:spacing w:before="0" w:after="20" w:line="240" w:lineRule="auto"/>
         <w:ind w:left="1300" w:hanging="868"/>
       </w:pPr>
       <w:r>
@@ -2403,28 +2422,47 @@
           <w:rFonts w:ascii="Avenir Next" w:hAnsi="Avenir Next" w:cs="Avenir Next" w:eastAsia="Avenir Next"/>
           <w:b/>
           <w:color w:val="003A70"/>
+          <w:sz w:val="22"/>
+          <w:szCs w:val="18"/>
+        </w:rPr>
+        <w:t xml:space="preserve">Step 1</w:t>
+      </w:r>
+      <w:r>
+        <w:rPr>
+          <w:rFonts w:ascii="Avenir Next" w:hAnsi="Avenir Next" w:cs="Avenir Next" w:eastAsia="Avenir Next"/>
+          <w:color w:val="1A1A1A"/>
           <w:sz w:val="18"/>
           <w:szCs w:val="18"/>
         </w:rPr>
-        <w:t xml:space="preserve">Step 1</w:t>
-      </w:r>
-      <w:r>
-        <w:rPr>
-          <w:rFonts w:ascii="Avenir Next" w:hAnsi="Avenir Next" w:cs="Avenir Next" w:eastAsia="Avenir Next"/>
-          <w:color w:val="1A1A1A"/>
-          <w:sz w:val="18"/>
-          <w:szCs w:val="18"/>
-        </w:rPr>
         <w:tab/>
       </w:r>
       <w:r>
         <w:rPr>
           <w:rFonts w:ascii="Avenir Next" w:hAnsi="Avenir Next" w:cs="Avenir Next" w:eastAsia="Avenir Next"/>
           <w:color w:val="1A1A1A"/>
+          <w:sz w:val="22"/>
+          <w:szCs w:val="21"/>
+        </w:rPr>
+        <w:t xml:space="preserve">8 is </w:t>
+      </w:r>
+      <w:r>
+        <w:rPr>
+          <w:rFonts w:ascii="Avenir Next" w:hAnsi="Avenir Next" w:cs="Avenir Next" w:eastAsia="Avenir Next"/>
+          <w:color w:val="1A1A1A"/>
           <w:sz w:val="21"/>
           <w:szCs w:val="21"/>
-        </w:rPr>
-        <w:t xml:space="preserve">8 is </w:t>
+          <w:u w:val="single"/>
+        </w:rPr>
+        <w:t xml:space="preserve">                </w:t>
+      </w:r>
+      <w:r>
+        <w:rPr>
+          <w:rFonts w:ascii="Avenir Next" w:hAnsi="Avenir Next" w:cs="Avenir Next" w:eastAsia="Avenir Next"/>
+          <w:color w:val="1A1A1A"/>
+          <w:sz w:val="22"/>
+          <w:szCs w:val="21"/>
+        </w:rPr>
+        <w:t xml:space="preserve"> below, 12 is 2 above, 9 is </w:t>
       </w:r>
       <w:r>
         <w:rPr>
@@ -2440,26 +2478,7 @@
         <w:rPr>
           <w:rFonts w:ascii="Avenir Next" w:hAnsi="Avenir Next" w:cs="Avenir Next" w:eastAsia="Avenir Next"/>
           <w:color w:val="1A1A1A"/>
-          <w:sz w:val="21"/>
-          <w:szCs w:val="21"/>
-        </w:rPr>
-        <w:t xml:space="preserve"> below, 12 is 2 above, 9 is </w:t>
-      </w:r>
-      <w:r>
-        <w:rPr>
-          <w:rFonts w:ascii="Avenir Next" w:hAnsi="Avenir Next" w:cs="Avenir Next" w:eastAsia="Avenir Next"/>
-          <w:color w:val="1A1A1A"/>
-          <w:sz w:val="21"/>
-          <w:szCs w:val="21"/>
-          <w:u w:val="single"/>
-        </w:rPr>
-        <w:t xml:space="preserve">                </w:t>
-      </w:r>
-      <w:r>
-        <w:rPr>
-          <w:rFonts w:ascii="Avenir Next" w:hAnsi="Avenir Next" w:cs="Avenir Next" w:eastAsia="Avenir Next"/>
-          <w:color w:val="1A1A1A"/>
-          <w:sz w:val="21"/>
+          <w:sz w:val="22"/>
           <w:szCs w:val="21"/>
         </w:rPr>
         <w:t xml:space="preserve"> below.</w:t>
@@ -2471,7 +2490,7 @@
         <w:tabs>
           <w:tab w:val="left" w:pos="1300"/>
         </w:tabs>
-        <w:spacing w:before="0" w:after="24" w:line="272" w:lineRule="auto"/>
+        <w:spacing w:before="0" w:after="20" w:line="240" w:lineRule="auto"/>
         <w:ind w:left="1300" w:hanging="868"/>
       </w:pPr>
       <w:r>
@@ -2479,35 +2498,35 @@
           <w:rFonts w:ascii="Avenir Next" w:hAnsi="Avenir Next" w:cs="Avenir Next" w:eastAsia="Avenir Next"/>
           <w:b/>
           <w:color w:val="003A70"/>
+          <w:sz w:val="22"/>
+          <w:szCs w:val="18"/>
+        </w:rPr>
+        <w:t xml:space="preserve">Step 2</w:t>
+      </w:r>
+      <w:r>
+        <w:rPr>
+          <w:rFonts w:ascii="Avenir Next" w:hAnsi="Avenir Next" w:cs="Avenir Next" w:eastAsia="Avenir Next"/>
+          <w:color w:val="1A1A1A"/>
           <w:sz w:val="18"/>
           <w:szCs w:val="18"/>
         </w:rPr>
-        <w:t xml:space="preserve">Step 2</w:t>
-      </w:r>
-      <w:r>
-        <w:rPr>
-          <w:rFonts w:ascii="Avenir Next" w:hAnsi="Avenir Next" w:cs="Avenir Next" w:eastAsia="Avenir Next"/>
-          <w:color w:val="1A1A1A"/>
-          <w:sz w:val="18"/>
-          <w:szCs w:val="18"/>
-        </w:rPr>
         <w:tab/>
       </w:r>
       <w:r>
         <w:rPr>
           <w:rFonts w:ascii="Avenir Next" w:hAnsi="Avenir Next" w:cs="Avenir Next" w:eastAsia="Avenir Next"/>
           <w:color w:val="1A1A1A"/>
+          <w:sz w:val="22"/>
+          <w:szCs w:val="21"/>
+        </w:rPr>
+        <w:t xml:space="preserve">Below: </w:t>
+      </w:r>
+      <w:r>
+        <w:rPr>
+          <w:rFonts w:ascii="Avenir Next" w:hAnsi="Avenir Next" w:cs="Avenir Next" w:eastAsia="Avenir Next"/>
+          <w:color w:val="1A1A1A"/>
           <w:sz w:val="21"/>
           <w:szCs w:val="21"/>
-        </w:rPr>
-        <w:t xml:space="preserve">Below: </w:t>
-      </w:r>
-      <w:r>
-        <w:rPr>
-          <w:rFonts w:ascii="Avenir Next" w:hAnsi="Avenir Next" w:cs="Avenir Next" w:eastAsia="Avenir Next"/>
-          <w:color w:val="1A1A1A"/>
-          <w:sz w:val="21"/>
-          <w:szCs w:val="21"/>
           <w:u w:val="single"/>
         </w:rPr>
         <w:t xml:space="preserve">                </w:t>
@@ -2516,7 +2535,7 @@
         <w:rPr>
           <w:rFonts w:ascii="Avenir Next" w:hAnsi="Avenir Next" w:cs="Avenir Next" w:eastAsia="Avenir Next"/>
           <w:color w:val="1A1A1A"/>
-          <w:sz w:val="21"/>
+          <w:sz w:val="22"/>
           <w:szCs w:val="21"/>
         </w:rPr>
         <w:t xml:space="preserve">. Above: 2.</w:t>
@@ -2528,7 +2547,7 @@
         <w:tabs>
           <w:tab w:val="left" w:pos="1300"/>
         </w:tabs>
-        <w:spacing w:before="0" w:after="24" w:line="272" w:lineRule="auto"/>
+        <w:spacing w:before="0" w:after="20" w:line="240" w:lineRule="auto"/>
         <w:ind w:left="1300" w:hanging="868"/>
       </w:pPr>
       <w:r>
@@ -2536,35 +2555,35 @@
           <w:rFonts w:ascii="Avenir Next" w:hAnsi="Avenir Next" w:cs="Avenir Next" w:eastAsia="Avenir Next"/>
           <w:b/>
           <w:color w:val="003A70"/>
+          <w:sz w:val="22"/>
+          <w:szCs w:val="18"/>
+        </w:rPr>
+        <w:t xml:space="preserve">Step 3</w:t>
+      </w:r>
+      <w:r>
+        <w:rPr>
+          <w:rFonts w:ascii="Avenir Next" w:hAnsi="Avenir Next" w:cs="Avenir Next" w:eastAsia="Avenir Next"/>
+          <w:color w:val="1A1A1A"/>
           <w:sz w:val="18"/>
           <w:szCs w:val="18"/>
         </w:rPr>
-        <w:t xml:space="preserve">Step 3</w:t>
-      </w:r>
-      <w:r>
-        <w:rPr>
-          <w:rFonts w:ascii="Avenir Next" w:hAnsi="Avenir Next" w:cs="Avenir Next" w:eastAsia="Avenir Next"/>
-          <w:color w:val="1A1A1A"/>
-          <w:sz w:val="18"/>
-          <w:szCs w:val="18"/>
-        </w:rPr>
         <w:tab/>
       </w:r>
       <w:r>
         <w:rPr>
           <w:rFonts w:ascii="Avenir Next" w:hAnsi="Avenir Next" w:cs="Avenir Next" w:eastAsia="Avenir Next"/>
           <w:color w:val="1A1A1A"/>
+          <w:sz w:val="22"/>
+          <w:szCs w:val="21"/>
+        </w:rPr>
+        <w:t xml:space="preserve">Need </w:t>
+      </w:r>
+      <w:r>
+        <w:rPr>
+          <w:rFonts w:ascii="Avenir Next" w:hAnsi="Avenir Next" w:cs="Avenir Next" w:eastAsia="Avenir Next"/>
+          <w:color w:val="1A1A1A"/>
           <w:sz w:val="21"/>
           <w:szCs w:val="21"/>
-        </w:rPr>
-        <w:t xml:space="preserve">Need </w:t>
-      </w:r>
-      <w:r>
-        <w:rPr>
-          <w:rFonts w:ascii="Avenir Next" w:hAnsi="Avenir Next" w:cs="Avenir Next" w:eastAsia="Avenir Next"/>
-          <w:color w:val="1A1A1A"/>
-          <w:sz w:val="21"/>
-          <w:szCs w:val="21"/>
           <w:u w:val="single"/>
         </w:rPr>
         <w:t xml:space="preserve">                </w:t>
@@ -2573,7 +2592,7 @@
         <w:rPr>
           <w:rFonts w:ascii="Avenir Next" w:hAnsi="Avenir Next" w:cs="Avenir Next" w:eastAsia="Avenir Next"/>
           <w:color w:val="1A1A1A"/>
-          <w:sz w:val="21"/>
+          <w:sz w:val="22"/>
           <w:szCs w:val="21"/>
         </w:rPr>
         <w:t xml:space="preserve"> more above: 10 + 1 = </w:t>
@@ -2600,7 +2619,7 @@
         <w:tabs>
           <w:tab w:val="left" w:pos="432"/>
         </w:tabs>
-        <w:spacing w:before="90" w:after="40" w:line="268" w:lineRule="auto"/>
+        <w:spacing w:before="76" w:after="34" w:line="240" w:lineRule="auto"/>
         <w:ind w:left="432" w:hanging="432"/>
       </w:pPr>
       <w:r>
@@ -2638,7 +2657,7 @@
         <w:tabs>
           <w:tab w:val="left" w:pos="1300"/>
         </w:tabs>
-        <w:spacing w:before="0" w:after="24" w:line="272" w:lineRule="auto"/>
+        <w:spacing w:before="0" w:after="20" w:line="240" w:lineRule="auto"/>
         <w:ind w:left="1300" w:hanging="868"/>
       </w:pPr>
       <w:r>
@@ -2646,28 +2665,47 @@
           <w:rFonts w:ascii="Avenir Next" w:hAnsi="Avenir Next" w:cs="Avenir Next" w:eastAsia="Avenir Next"/>
           <w:b/>
           <w:color w:val="003A70"/>
+          <w:sz w:val="22"/>
+          <w:szCs w:val="18"/>
+        </w:rPr>
+        <w:t xml:space="preserve">Step 1</w:t>
+      </w:r>
+      <w:r>
+        <w:rPr>
+          <w:rFonts w:ascii="Avenir Next" w:hAnsi="Avenir Next" w:cs="Avenir Next" w:eastAsia="Avenir Next"/>
+          <w:color w:val="1A1A1A"/>
           <w:sz w:val="18"/>
           <w:szCs w:val="18"/>
         </w:rPr>
-        <w:t xml:space="preserve">Step 1</w:t>
-      </w:r>
-      <w:r>
-        <w:rPr>
-          <w:rFonts w:ascii="Avenir Next" w:hAnsi="Avenir Next" w:cs="Avenir Next" w:eastAsia="Avenir Next"/>
-          <w:color w:val="1A1A1A"/>
-          <w:sz w:val="18"/>
-          <w:szCs w:val="18"/>
-        </w:rPr>
         <w:tab/>
       </w:r>
       <w:r>
         <w:rPr>
           <w:rFonts w:ascii="Avenir Next" w:hAnsi="Avenir Next" w:cs="Avenir Next" w:eastAsia="Avenir Next"/>
           <w:color w:val="1A1A1A"/>
+          <w:sz w:val="22"/>
+          <w:szCs w:val="21"/>
+        </w:rPr>
+        <w:t xml:space="preserve">22 is 2 above, 18 is </w:t>
+      </w:r>
+      <w:r>
+        <w:rPr>
+          <w:rFonts w:ascii="Avenir Next" w:hAnsi="Avenir Next" w:cs="Avenir Next" w:eastAsia="Avenir Next"/>
+          <w:color w:val="1A1A1A"/>
           <w:sz w:val="21"/>
           <w:szCs w:val="21"/>
-        </w:rPr>
-        <w:t xml:space="preserve">22 is 2 above, 18 is </w:t>
+          <w:u w:val="single"/>
+        </w:rPr>
+        <w:t xml:space="preserve">                </w:t>
+      </w:r>
+      <w:r>
+        <w:rPr>
+          <w:rFonts w:ascii="Avenir Next" w:hAnsi="Avenir Next" w:cs="Avenir Next" w:eastAsia="Avenir Next"/>
+          <w:color w:val="1A1A1A"/>
+          <w:sz w:val="22"/>
+          <w:szCs w:val="21"/>
+        </w:rPr>
+        <w:t xml:space="preserve"> below, 25 is </w:t>
       </w:r>
       <w:r>
         <w:rPr>
@@ -2683,26 +2721,7 @@
         <w:rPr>
           <w:rFonts w:ascii="Avenir Next" w:hAnsi="Avenir Next" w:cs="Avenir Next" w:eastAsia="Avenir Next"/>
           <w:color w:val="1A1A1A"/>
-          <w:sz w:val="21"/>
-          <w:szCs w:val="21"/>
-        </w:rPr>
-        <w:t xml:space="preserve"> below, 25 is </w:t>
-      </w:r>
-      <w:r>
-        <w:rPr>
-          <w:rFonts w:ascii="Avenir Next" w:hAnsi="Avenir Next" w:cs="Avenir Next" w:eastAsia="Avenir Next"/>
-          <w:color w:val="1A1A1A"/>
-          <w:sz w:val="21"/>
-          <w:szCs w:val="21"/>
-          <w:u w:val="single"/>
-        </w:rPr>
-        <w:t xml:space="preserve">                </w:t>
-      </w:r>
-      <w:r>
-        <w:rPr>
-          <w:rFonts w:ascii="Avenir Next" w:hAnsi="Avenir Next" w:cs="Avenir Next" w:eastAsia="Avenir Next"/>
-          <w:color w:val="1A1A1A"/>
-          <w:sz w:val="21"/>
+          <w:sz w:val="22"/>
           <w:szCs w:val="21"/>
         </w:rPr>
         <w:t xml:space="preserve"> above.</w:t>
@@ -2714,7 +2733,7 @@
         <w:tabs>
           <w:tab w:val="left" w:pos="1300"/>
         </w:tabs>
-        <w:spacing w:before="0" w:after="24" w:line="272" w:lineRule="auto"/>
+        <w:spacing w:before="0" w:after="20" w:line="240" w:lineRule="auto"/>
         <w:ind w:left="1300" w:hanging="868"/>
       </w:pPr>
       <w:r>
@@ -2722,25 +2741,25 @@
           <w:rFonts w:ascii="Avenir Next" w:hAnsi="Avenir Next" w:cs="Avenir Next" w:eastAsia="Avenir Next"/>
           <w:b/>
           <w:color w:val="003A70"/>
+          <w:sz w:val="22"/>
+          <w:szCs w:val="18"/>
+        </w:rPr>
+        <w:t xml:space="preserve">Step 2</w:t>
+      </w:r>
+      <w:r>
+        <w:rPr>
+          <w:rFonts w:ascii="Avenir Next" w:hAnsi="Avenir Next" w:cs="Avenir Next" w:eastAsia="Avenir Next"/>
+          <w:color w:val="1A1A1A"/>
           <w:sz w:val="18"/>
           <w:szCs w:val="18"/>
         </w:rPr>
-        <w:t xml:space="preserve">Step 2</w:t>
-      </w:r>
-      <w:r>
-        <w:rPr>
-          <w:rFonts w:ascii="Avenir Next" w:hAnsi="Avenir Next" w:cs="Avenir Next" w:eastAsia="Avenir Next"/>
-          <w:color w:val="1A1A1A"/>
-          <w:sz w:val="18"/>
-          <w:szCs w:val="18"/>
-        </w:rPr>
         <w:tab/>
       </w:r>
       <w:r>
         <w:rPr>
           <w:rFonts w:ascii="Avenir Next" w:hAnsi="Avenir Next" w:cs="Avenir Next" w:eastAsia="Avenir Next"/>
           <w:color w:val="1A1A1A"/>
-          <w:sz w:val="21"/>
+          <w:sz w:val="22"/>
           <w:szCs w:val="21"/>
         </w:rPr>
         <w:t xml:space="preserve">Below: 2. Above: </w:t>
@@ -2762,7 +2781,7 @@
         <w:tabs>
           <w:tab w:val="left" w:pos="1300"/>
         </w:tabs>
-        <w:spacing w:before="0" w:after="24" w:line="272" w:lineRule="auto"/>
+        <w:spacing w:before="0" w:after="20" w:line="240" w:lineRule="auto"/>
         <w:ind w:left="1300" w:hanging="868"/>
       </w:pPr>
       <w:r>
@@ -2770,28 +2789,47 @@
           <w:rFonts w:ascii="Avenir Next" w:hAnsi="Avenir Next" w:cs="Avenir Next" w:eastAsia="Avenir Next"/>
           <w:b/>
           <w:color w:val="003A70"/>
+          <w:sz w:val="22"/>
+          <w:szCs w:val="18"/>
+        </w:rPr>
+        <w:t xml:space="preserve">Step 3</w:t>
+      </w:r>
+      <w:r>
+        <w:rPr>
+          <w:rFonts w:ascii="Avenir Next" w:hAnsi="Avenir Next" w:cs="Avenir Next" w:eastAsia="Avenir Next"/>
+          <w:color w:val="1A1A1A"/>
           <w:sz w:val="18"/>
           <w:szCs w:val="18"/>
         </w:rPr>
-        <w:t xml:space="preserve">Step 3</w:t>
-      </w:r>
-      <w:r>
-        <w:rPr>
-          <w:rFonts w:ascii="Avenir Next" w:hAnsi="Avenir Next" w:cs="Avenir Next" w:eastAsia="Avenir Next"/>
-          <w:color w:val="1A1A1A"/>
-          <w:sz w:val="18"/>
-          <w:szCs w:val="18"/>
-        </w:rPr>
         <w:tab/>
       </w:r>
       <w:r>
         <w:rPr>
           <w:rFonts w:ascii="Avenir Next" w:hAnsi="Avenir Next" w:cs="Avenir Next" w:eastAsia="Avenir Next"/>
           <w:color w:val="1A1A1A"/>
+          <w:sz w:val="22"/>
+          <w:szCs w:val="21"/>
+        </w:rPr>
+        <w:t xml:space="preserve">Need </w:t>
+      </w:r>
+      <w:r>
+        <w:rPr>
+          <w:rFonts w:ascii="Avenir Next" w:hAnsi="Avenir Next" w:cs="Avenir Next" w:eastAsia="Avenir Next"/>
+          <w:color w:val="1A1A1A"/>
           <w:sz w:val="21"/>
           <w:szCs w:val="21"/>
-        </w:rPr>
-        <w:t xml:space="preserve">Need </w:t>
+          <w:u w:val="single"/>
+        </w:rPr>
+        <w:t xml:space="preserve">                </w:t>
+      </w:r>
+      <w:r>
+        <w:rPr>
+          <w:rFonts w:ascii="Avenir Next" w:hAnsi="Avenir Next" w:cs="Avenir Next" w:eastAsia="Avenir Next"/>
+          <w:color w:val="1A1A1A"/>
+          <w:sz w:val="22"/>
+          <w:szCs w:val="21"/>
+        </w:rPr>
+        <w:t xml:space="preserve"> more below: 20 − 5 = </w:t>
       </w:r>
       <w:r>
         <w:rPr>
@@ -2803,25 +2841,6 @@
         </w:rPr>
         <w:t xml:space="preserve">                </w:t>
       </w:r>
-      <w:r>
-        <w:rPr>
-          <w:rFonts w:ascii="Avenir Next" w:hAnsi="Avenir Next" w:cs="Avenir Next" w:eastAsia="Avenir Next"/>
-          <w:color w:val="1A1A1A"/>
-          <w:sz w:val="21"/>
-          <w:szCs w:val="21"/>
-        </w:rPr>
-        <w:t xml:space="preserve"> more below: 20 − 5 = </w:t>
-      </w:r>
-      <w:r>
-        <w:rPr>
-          <w:rFonts w:ascii="Avenir Next" w:hAnsi="Avenir Next" w:cs="Avenir Next" w:eastAsia="Avenir Next"/>
-          <w:color w:val="1A1A1A"/>
-          <w:sz w:val="21"/>
-          <w:szCs w:val="21"/>
-          <w:u w:val="single"/>
-        </w:rPr>
-        <w:t xml:space="preserve">                </w:t>
-      </w:r>
     </w:p>
     <w:p>
       <w:pPr>
@@ -2830,6 +2849,7 @@
     </w:p>
     <w:p>
       <w:pPr>
+        <w:pStyle w:val="Heading2"/>
         <w:keepNext/>
         <w:pBdr>
           <w:bottom w:val="single" w:sz="8" w:space="3" w:color="003A70"/>
@@ -2837,7 +2857,7 @@
         <w:tabs>
           <w:tab w:val="right" w:pos="9504"/>
         </w:tabs>
-        <w:spacing w:before="50" w:after="36" w:line="240" w:lineRule="auto"/>
+        <w:spacing w:before="42" w:after="31" w:line="240" w:lineRule="auto"/>
       </w:pPr>
       <w:r>
         <w:rPr>
@@ -2845,7 +2865,7 @@
           <w:b/>
           <w:color w:val="003A70"/>
           <w:spacing w:val="14"/>
-          <w:sz w:val="19"/>
+          <w:sz w:val="22"/>
           <w:szCs w:val="19"/>
         </w:rPr>
         <w:t xml:space="preserve">YOUR TURN</w:t>
@@ -2864,7 +2884,7 @@
           <w:rFonts w:ascii="Avenir Next" w:hAnsi="Avenir Next" w:cs="Avenir Next" w:eastAsia="Avenir Next"/>
           <w:i/>
           <w:color w:val="5A5F66"/>
-          <w:sz w:val="17"/>
+          <w:sz w:val="22"/>
           <w:szCs w:val="17"/>
         </w:rPr>
         <w:t xml:space="preserve">use the steps on your own</w:t>
@@ -2914,7 +2934,7 @@
               <w:tabs>
                 <w:tab w:val="left" w:pos="432"/>
               </w:tabs>
-              <w:spacing w:before="90" w:after="40" w:line="268" w:lineRule="auto"/>
+              <w:spacing w:before="76" w:after="34" w:line="240" w:lineRule="auto"/>
               <w:ind w:left="432" w:hanging="432"/>
             </w:pPr>
             <w:r>
@@ -2987,7 +3007,7 @@
                     <w:tabs>
                       <w:tab w:val="left" w:pos="340"/>
                     </w:tabs>
-                    <w:spacing w:before="0" w:after="0" w:line="276" w:lineRule="auto"/>
+                    <w:spacing w:before="0" w:after="0" w:line="240" w:lineRule="auto"/>
                     <w:ind w:left="340" w:hanging="340"/>
                   </w:pPr>
                   <w:r>
@@ -3067,7 +3087,7 @@
                     <w:tabs>
                       <w:tab w:val="left" w:pos="340"/>
                     </w:tabs>
-                    <w:spacing w:before="0" w:after="0" w:line="276" w:lineRule="auto"/>
+                    <w:spacing w:before="0" w:after="0" w:line="240" w:lineRule="auto"/>
                     <w:ind w:left="340" w:hanging="340"/>
                   </w:pPr>
                   <w:r>
@@ -3153,7 +3173,7 @@
                     <w:tabs>
                       <w:tab w:val="left" w:pos="340"/>
                     </w:tabs>
-                    <w:spacing w:before="0" w:after="0" w:line="276" w:lineRule="auto"/>
+                    <w:spacing w:before="0" w:after="0" w:line="240" w:lineRule="auto"/>
                     <w:ind w:left="340" w:hanging="340"/>
                   </w:pPr>
                   <w:r>
@@ -3233,7 +3253,7 @@
                     <w:tabs>
                       <w:tab w:val="left" w:pos="340"/>
                     </w:tabs>
-                    <w:spacing w:before="0" w:after="0" w:line="276" w:lineRule="auto"/>
+                    <w:spacing w:before="0" w:after="0" w:line="240" w:lineRule="auto"/>
                     <w:ind w:left="340" w:hanging="340"/>
                   </w:pPr>
                   <w:r>
@@ -3320,6 +3340,7 @@
     </w:p>
     <w:p>
       <w:pPr>
+        <w:pStyle w:val="Heading2"/>
         <w:keepNext/>
         <w:pBdr>
           <w:bottom w:val="single" w:sz="8" w:space="3" w:color="003A70"/>
@@ -3327,7 +3348,7 @@
         <w:tabs>
           <w:tab w:val="right" w:pos="9504"/>
         </w:tabs>
-        <w:spacing w:before="50" w:after="36" w:line="240" w:lineRule="auto"/>
+        <w:spacing w:before="42" w:after="31" w:line="240" w:lineRule="auto"/>
       </w:pPr>
       <w:r>
         <w:rPr>
@@ -3335,7 +3356,7 @@
           <w:b/>
           <w:color w:val="003A70"/>
           <w:spacing w:val="14"/>
-          <w:sz w:val="19"/>
+          <w:sz w:val="22"/>
           <w:szCs w:val="19"/>
         </w:rPr>
         <w:t xml:space="preserve">READY CHECK</w:t>
@@ -3354,7 +3375,7 @@
           <w:rFonts w:ascii="Avenir Next" w:hAnsi="Avenir Next" w:cs="Avenir Next" w:eastAsia="Avenir Next"/>
           <w:i/>
           <w:color w:val="5A5F66"/>
-          <w:sz w:val="17"/>
+          <w:sz w:val="22"/>
           <w:szCs w:val="17"/>
         </w:rPr>
         <w:t xml:space="preserve">a problem like the one in today’s lesson</w:t>
@@ -3404,7 +3425,7 @@
               <w:tabs>
                 <w:tab w:val="left" w:pos="432"/>
               </w:tabs>
-              <w:spacing w:before="90" w:after="40" w:line="268" w:lineRule="auto"/>
+              <w:spacing w:before="76" w:after="34" w:line="240" w:lineRule="auto"/>
               <w:ind w:left="432" w:hanging="432"/>
             </w:pPr>
             <w:r>
@@ -3478,7 +3499,7 @@
                     <w:tabs>
                       <w:tab w:val="left" w:pos="340"/>
                     </w:tabs>
-                    <w:spacing w:before="0" w:after="0" w:line="264" w:lineRule="auto"/>
+                    <w:spacing w:before="0" w:after="0" w:line="240" w:lineRule="auto"/>
                     <w:ind w:left="340" w:hanging="340"/>
                   </w:pPr>
                   <w:r>
@@ -3486,25 +3507,25 @@
                       <w:rFonts w:ascii="Avenir Next" w:hAnsi="Avenir Next" w:cs="Avenir Next" w:eastAsia="Avenir Next"/>
                       <w:b/>
                       <w:color w:val="003A70"/>
+                      <w:sz w:val="22"/>
+                      <w:szCs w:val="21"/>
+                    </w:rPr>
+                    <w:t xml:space="preserve">A</w:t>
+                  </w:r>
+                  <w:r>
+                    <w:rPr>
+                      <w:rFonts w:ascii="Avenir Next" w:hAnsi="Avenir Next" w:cs="Avenir Next" w:eastAsia="Avenir Next"/>
+                      <w:color w:val="1A1A1A"/>
                       <w:sz w:val="21"/>
                       <w:szCs w:val="21"/>
                     </w:rPr>
-                    <w:t xml:space="preserve">A</w:t>
-                  </w:r>
-                  <w:r>
-                    <w:rPr>
-                      <w:rFonts w:ascii="Avenir Next" w:hAnsi="Avenir Next" w:cs="Avenir Next" w:eastAsia="Avenir Next"/>
-                      <w:color w:val="1A1A1A"/>
-                      <w:sz w:val="21"/>
-                      <w:szCs w:val="21"/>
-                    </w:rPr>
                     <w:tab/>
                   </w:r>
                   <w:r>
                     <w:rPr>
                       <w:rFonts w:ascii="Avenir Next" w:hAnsi="Avenir Next" w:cs="Avenir Next" w:eastAsia="Avenir Next"/>
                       <w:color w:val="1A1A1A"/>
-                      <w:sz w:val="21"/>
+                      <w:sz w:val="22"/>
                       <w:szCs w:val="21"/>
                     </w:rPr>
                     <w:t xml:space="preserve">16</w:t>
@@ -3521,7 +3542,7 @@
                     <w:tabs>
                       <w:tab w:val="left" w:pos="340"/>
                     </w:tabs>
-                    <w:spacing w:before="0" w:after="0" w:line="264" w:lineRule="auto"/>
+                    <w:spacing w:before="0" w:after="0" w:line="240" w:lineRule="auto"/>
                     <w:ind w:left="340" w:hanging="340"/>
                   </w:pPr>
                   <w:r>
@@ -3529,25 +3550,25 @@
                       <w:rFonts w:ascii="Avenir Next" w:hAnsi="Avenir Next" w:cs="Avenir Next" w:eastAsia="Avenir Next"/>
                       <w:b/>
                       <w:color w:val="003A70"/>
+                      <w:sz w:val="22"/>
+                      <w:szCs w:val="21"/>
+                    </w:rPr>
+                    <w:t xml:space="preserve">B</w:t>
+                  </w:r>
+                  <w:r>
+                    <w:rPr>
+                      <w:rFonts w:ascii="Avenir Next" w:hAnsi="Avenir Next" w:cs="Avenir Next" w:eastAsia="Avenir Next"/>
+                      <w:color w:val="1A1A1A"/>
                       <w:sz w:val="21"/>
                       <w:szCs w:val="21"/>
                     </w:rPr>
-                    <w:t xml:space="preserve">B</w:t>
-                  </w:r>
-                  <w:r>
-                    <w:rPr>
-                      <w:rFonts w:ascii="Avenir Next" w:hAnsi="Avenir Next" w:cs="Avenir Next" w:eastAsia="Avenir Next"/>
-                      <w:color w:val="1A1A1A"/>
-                      <w:sz w:val="21"/>
-                      <w:szCs w:val="21"/>
-                    </w:rPr>
                     <w:tab/>
                   </w:r>
                   <w:r>
                     <w:rPr>
                       <w:rFonts w:ascii="Avenir Next" w:hAnsi="Avenir Next" w:cs="Avenir Next" w:eastAsia="Avenir Next"/>
                       <w:color w:val="1A1A1A"/>
-                      <w:sz w:val="21"/>
+                      <w:sz w:val="22"/>
                       <w:szCs w:val="21"/>
                     </w:rPr>
                     <w:t xml:space="preserve">20</w:t>
@@ -3564,7 +3585,7 @@
                     <w:tabs>
                       <w:tab w:val="left" w:pos="340"/>
                     </w:tabs>
-                    <w:spacing w:before="0" w:after="0" w:line="264" w:lineRule="auto"/>
+                    <w:spacing w:before="0" w:after="0" w:line="240" w:lineRule="auto"/>
                     <w:ind w:left="340" w:hanging="340"/>
                   </w:pPr>
                   <w:r>
@@ -3572,25 +3593,25 @@
                       <w:rFonts w:ascii="Avenir Next" w:hAnsi="Avenir Next" w:cs="Avenir Next" w:eastAsia="Avenir Next"/>
                       <w:b/>
                       <w:color w:val="003A70"/>
+                      <w:sz w:val="22"/>
+                      <w:szCs w:val="21"/>
+                    </w:rPr>
+                    <w:t xml:space="preserve">C</w:t>
+                  </w:r>
+                  <w:r>
+                    <w:rPr>
+                      <w:rFonts w:ascii="Avenir Next" w:hAnsi="Avenir Next" w:cs="Avenir Next" w:eastAsia="Avenir Next"/>
+                      <w:color w:val="1A1A1A"/>
                       <w:sz w:val="21"/>
                       <w:szCs w:val="21"/>
                     </w:rPr>
-                    <w:t xml:space="preserve">C</w:t>
-                  </w:r>
-                  <w:r>
-                    <w:rPr>
-                      <w:rFonts w:ascii="Avenir Next" w:hAnsi="Avenir Next" w:cs="Avenir Next" w:eastAsia="Avenir Next"/>
-                      <w:color w:val="1A1A1A"/>
-                      <w:sz w:val="21"/>
-                      <w:szCs w:val="21"/>
-                    </w:rPr>
                     <w:tab/>
                   </w:r>
                   <w:r>
                     <w:rPr>
                       <w:rFonts w:ascii="Avenir Next" w:hAnsi="Avenir Next" w:cs="Avenir Next" w:eastAsia="Avenir Next"/>
                       <w:color w:val="1A1A1A"/>
-                      <w:sz w:val="21"/>
+                      <w:sz w:val="22"/>
                       <w:szCs w:val="21"/>
                     </w:rPr>
                     <w:t xml:space="preserve">21</w:t>
@@ -3607,7 +3628,7 @@
                     <w:tabs>
                       <w:tab w:val="left" w:pos="340"/>
                     </w:tabs>
-                    <w:spacing w:before="0" w:after="0" w:line="264" w:lineRule="auto"/>
+                    <w:spacing w:before="0" w:after="0" w:line="240" w:lineRule="auto"/>
                     <w:ind w:left="340" w:hanging="340"/>
                   </w:pPr>
                   <w:r>
@@ -3615,25 +3636,25 @@
                       <w:rFonts w:ascii="Avenir Next" w:hAnsi="Avenir Next" w:cs="Avenir Next" w:eastAsia="Avenir Next"/>
                       <w:b/>
                       <w:color w:val="003A70"/>
+                      <w:sz w:val="22"/>
+                      <w:szCs w:val="21"/>
+                    </w:rPr>
+                    <w:t xml:space="preserve">D</w:t>
+                  </w:r>
+                  <w:r>
+                    <w:rPr>
+                      <w:rFonts w:ascii="Avenir Next" w:hAnsi="Avenir Next" w:cs="Avenir Next" w:eastAsia="Avenir Next"/>
+                      <w:color w:val="1A1A1A"/>
                       <w:sz w:val="21"/>
                       <w:szCs w:val="21"/>
                     </w:rPr>
-                    <w:t xml:space="preserve">D</w:t>
-                  </w:r>
-                  <w:r>
-                    <w:rPr>
-                      <w:rFonts w:ascii="Avenir Next" w:hAnsi="Avenir Next" w:cs="Avenir Next" w:eastAsia="Avenir Next"/>
-                      <w:color w:val="1A1A1A"/>
-                      <w:sz w:val="21"/>
-                      <w:szCs w:val="21"/>
-                    </w:rPr>
                     <w:tab/>
                   </w:r>
                   <w:r>
                     <w:rPr>
                       <w:rFonts w:ascii="Avenir Next" w:hAnsi="Avenir Next" w:cs="Avenir Next" w:eastAsia="Avenir Next"/>
                       <w:color w:val="1A1A1A"/>
-                      <w:sz w:val="21"/>
+                      <w:sz w:val="22"/>
                       <w:szCs w:val="21"/>
                     </w:rPr>
                     <w:t xml:space="preserve">84</w:t>
@@ -3682,19 +3703,42 @@
         <w:tblLook w:val="0000" w:firstRow="0" w:lastRow="0" w:firstColumn="0" w:lastColumn="0" w:noHBand="1" w:noVBand="1"/>
       </w:tblPr>
       <w:tblGrid>
-        <w:gridCol w:w="2000"/>
-        <w:gridCol w:w="2300"/>
-        <w:gridCol w:w="2100"/>
-        <w:gridCol w:w="3104"/>
+        <w:gridCol w:w="1750"/>
+        <w:gridCol w:w="2500"/>
+        <w:gridCol w:w="2200"/>
+        <w:gridCol w:w="3054"/>
       </w:tblGrid>
       <w:tr>
         <w:trPr>
           <w:cantSplit/>
-          <w:trHeight w:val="320" w:hRule="atLeast"/>
+          <w:trHeight w:val="300" w:hRule="atLeast"/>
         </w:trPr>
         <w:tc>
           <w:tcPr>
-            <w:tcW w:w="2000" w:type="dxa"/>
+            <w:tcW w:w="1750" w:type="dxa"/>
+            <w:vAlign w:val="center"/>
+          </w:tcPr>
+          <w:p>
+            <w:pPr>
+              <w:pStyle w:val="Heading2"/>
+              <w:spacing w:before="0" w:after="0" w:line="240" w:lineRule="auto"/>
+            </w:pPr>
+            <w:r>
+              <w:rPr>
+                <w:rFonts w:ascii="Avenir Next" w:hAnsi="Avenir Next" w:cs="Avenir Next" w:eastAsia="Avenir Next"/>
+                <w:b/>
+                <w:color w:val="003A70"/>
+                <w:spacing w:val="12"/>
+                <w:sz w:val="15"/>
+                <w:szCs w:val="15"/>
+              </w:rPr>
+              <w:t xml:space="preserve">CHECK YOURSELF</w:t>
+            </w:r>
+          </w:p>
+        </w:tc>
+        <w:tc>
+          <w:tcPr>
+            <w:tcW w:w="2500" w:type="dxa"/>
             <w:vAlign w:val="center"/>
           </w:tcPr>
           <w:p>
@@ -3703,20 +3747,27 @@
             </w:pPr>
             <w:r>
               <w:rPr>
-                <w:rFonts w:ascii="Avenir Next" w:hAnsi="Avenir Next" w:cs="Avenir Next" w:eastAsia="Avenir Next"/>
-                <w:b/>
-                <w:color w:val="003A70"/>
-                <w:spacing w:val="12"/>
-                <w:sz w:val="15"/>
-                <w:szCs w:val="15"/>
-              </w:rPr>
-              <w:t xml:space="preserve">CHECK YOURSELF</w:t>
+                <w:rFonts w:ascii="Arial" w:hAnsi="Arial" w:cs="Arial" w:eastAsia="Arial"/>
+                <w:color w:val="1A1A1A"/>
+                <w:sz w:val="20"/>
+                <w:szCs w:val="20"/>
+              </w:rPr>
+              <w:t xml:space="preserve">□</w:t>
+            </w:r>
+            <w:r>
+              <w:rPr>
+                <w:rFonts w:ascii="Avenir Next" w:hAnsi="Avenir Next" w:cs="Avenir Next" w:eastAsia="Avenir Next"/>
+                <w:color w:val="1A1A1A"/>
+                <w:sz w:val="17"/>
+                <w:szCs w:val="17"/>
+              </w:rPr>
+              <w:t xml:space="preserve">  I can do this on my own</w:t>
             </w:r>
           </w:p>
         </w:tc>
         <w:tc>
           <w:tcPr>
-            <w:tcW w:w="2300" w:type="dxa"/>
+            <w:tcW w:w="2200" w:type="dxa"/>
             <w:vAlign w:val="center"/>
           </w:tcPr>
           <w:p>
@@ -3727,8 +3778,8 @@
               <w:rPr>
                 <w:rFonts w:ascii="Arial" w:hAnsi="Arial" w:cs="Arial" w:eastAsia="Arial"/>
                 <w:color w:val="1A1A1A"/>
-                <w:sz w:val="24"/>
-                <w:szCs w:val="24"/>
+                <w:sz w:val="20"/>
+                <w:szCs w:val="20"/>
               </w:rPr>
               <w:t xml:space="preserve">□</w:t>
             </w:r>
@@ -3739,13 +3790,13 @@
                 <w:sz w:val="17"/>
                 <w:szCs w:val="17"/>
               </w:rPr>
-              <w:t xml:space="preserve">  I can do this on my own</w:t>
+              <w:t xml:space="preserve">  I need a little help</w:t>
             </w:r>
           </w:p>
         </w:tc>
         <w:tc>
           <w:tcPr>
-            <w:tcW w:w="2100" w:type="dxa"/>
+            <w:tcW w:w="3054" w:type="dxa"/>
             <w:vAlign w:val="center"/>
           </w:tcPr>
           <w:p>
@@ -3756,37 +3807,8 @@
               <w:rPr>
                 <w:rFonts w:ascii="Arial" w:hAnsi="Arial" w:cs="Arial" w:eastAsia="Arial"/>
                 <w:color w:val="1A1A1A"/>
-                <w:sz w:val="24"/>
-                <w:szCs w:val="24"/>
-              </w:rPr>
-              <w:t xml:space="preserve">□</w:t>
-            </w:r>
-            <w:r>
-              <w:rPr>
-                <w:rFonts w:ascii="Avenir Next" w:hAnsi="Avenir Next" w:cs="Avenir Next" w:eastAsia="Avenir Next"/>
-                <w:color w:val="1A1A1A"/>
-                <w:sz w:val="17"/>
-                <w:szCs w:val="17"/>
-              </w:rPr>
-              <w:t xml:space="preserve">  I need a little help</w:t>
-            </w:r>
-          </w:p>
-        </w:tc>
-        <w:tc>
-          <w:tcPr>
-            <w:tcW w:w="3104" w:type="dxa"/>
-            <w:vAlign w:val="center"/>
-          </w:tcPr>
-          <w:p>
-            <w:pPr>
-              <w:spacing w:before="0" w:after="0" w:line="240" w:lineRule="auto"/>
-            </w:pPr>
-            <w:r>
-              <w:rPr>
-                <w:rFonts w:ascii="Arial" w:hAnsi="Arial" w:cs="Arial" w:eastAsia="Arial"/>
-                <w:color w:val="1A1A1A"/>
-                <w:sz w:val="24"/>
-                <w:szCs w:val="24"/>
+                <w:sz w:val="20"/>
+                <w:szCs w:val="20"/>
               </w:rPr>
               <w:t xml:space="preserve">□</w:t>
             </w:r>
@@ -3821,7 +3843,7 @@
     <w:sectPr>
       <w:footerReference w:type="default" r:id="rIdFooter1"/>
       <w:pgSz w:w="12240" w:h="15840"/>
-      <w:pgMar w:top="893" w:right="1224" w:bottom="835" w:left="1512" w:header="432" w:footer="432" w:gutter="0"/>
+      <w:pgMar w:top="780" w:right="1224" w:bottom="760" w:left="1512" w:header="432" w:footer="432" w:gutter="0"/>
       <w:cols w:space="720"/>
     </w:sectPr>
   </w:body>
@@ -3901,7 +3923,106 @@
               <w:sz w:val="15"/>
               <w:szCs w:val="15"/>
             </w:rPr>
-            <w:t xml:space="preserve">Lesson 2-8  ·  Session 2  ·  Prerequisite Practice B</w:t>
+            <w:t xml:space="preserve">2-8 · Page </w:t>
+          </w:r>
+          <w:r>
+            <w:rPr>
+              <w:rFonts w:ascii="Avenir Next" w:hAnsi="Avenir Next" w:cs="Avenir Next" w:eastAsia="Avenir Next"/>
+              <w:color w:val="5A5F66"/>
+              <w:sz w:val="15"/>
+              <w:szCs w:val="15"/>
+            </w:rPr>
+            <w:fldChar w:fldCharType="begin"/>
+          </w:r>
+          <w:r>
+            <w:rPr>
+              <w:rFonts w:ascii="Avenir Next" w:hAnsi="Avenir Next" w:cs="Avenir Next" w:eastAsia="Avenir Next"/>
+              <w:color w:val="5A5F66"/>
+              <w:sz w:val="15"/>
+              <w:szCs w:val="15"/>
+            </w:rPr>
+            <w:instrText xml:space="preserve"> PAGE </w:instrText>
+          </w:r>
+          <w:r>
+            <w:rPr>
+              <w:rFonts w:ascii="Avenir Next" w:hAnsi="Avenir Next" w:cs="Avenir Next" w:eastAsia="Avenir Next"/>
+              <w:color w:val="5A5F66"/>
+              <w:sz w:val="15"/>
+              <w:szCs w:val="15"/>
+            </w:rPr>
+            <w:fldChar w:fldCharType="separate"/>
+          </w:r>
+          <w:r>
+            <w:rPr>
+              <w:rFonts w:ascii="Avenir Next" w:hAnsi="Avenir Next" w:cs="Avenir Next" w:eastAsia="Avenir Next"/>
+              <w:color w:val="5A5F66"/>
+              <w:sz w:val="15"/>
+              <w:szCs w:val="15"/>
+            </w:rPr>
+            <w:t xml:space="preserve">1</w:t>
+          </w:r>
+          <w:r>
+            <w:rPr>
+              <w:rFonts w:ascii="Avenir Next" w:hAnsi="Avenir Next" w:cs="Avenir Next" w:eastAsia="Avenir Next"/>
+              <w:color w:val="5A5F66"/>
+              <w:sz w:val="15"/>
+              <w:szCs w:val="15"/>
+            </w:rPr>
+            <w:fldChar w:fldCharType="end"/>
+          </w:r>
+          <w:r>
+            <w:rPr>
+              <w:rFonts w:ascii="Avenir Next" w:hAnsi="Avenir Next" w:cs="Avenir Next" w:eastAsia="Avenir Next"/>
+              <w:color w:val="5A5F66"/>
+              <w:sz w:val="15"/>
+              <w:szCs w:val="15"/>
+            </w:rPr>
+            <w:t xml:space="preserve"> of </w:t>
+          </w:r>
+          <w:r>
+            <w:rPr>
+              <w:rFonts w:ascii="Avenir Next" w:hAnsi="Avenir Next" w:cs="Avenir Next" w:eastAsia="Avenir Next"/>
+              <w:color w:val="5A5F66"/>
+              <w:sz w:val="15"/>
+              <w:szCs w:val="15"/>
+            </w:rPr>
+            <w:fldChar w:fldCharType="begin"/>
+          </w:r>
+          <w:r>
+            <w:rPr>
+              <w:rFonts w:ascii="Avenir Next" w:hAnsi="Avenir Next" w:cs="Avenir Next" w:eastAsia="Avenir Next"/>
+              <w:color w:val="5A5F66"/>
+              <w:sz w:val="15"/>
+              <w:szCs w:val="15"/>
+            </w:rPr>
+            <w:instrText xml:space="preserve"> NUMPAGES </w:instrText>
+          </w:r>
+          <w:r>
+            <w:rPr>
+              <w:rFonts w:ascii="Avenir Next" w:hAnsi="Avenir Next" w:cs="Avenir Next" w:eastAsia="Avenir Next"/>
+              <w:color w:val="5A5F66"/>
+              <w:sz w:val="15"/>
+              <w:szCs w:val="15"/>
+            </w:rPr>
+            <w:fldChar w:fldCharType="separate"/>
+          </w:r>
+          <w:r>
+            <w:rPr>
+              <w:rFonts w:ascii="Avenir Next" w:hAnsi="Avenir Next" w:cs="Avenir Next" w:eastAsia="Avenir Next"/>
+              <w:color w:val="5A5F66"/>
+              <w:sz w:val="15"/>
+              <w:szCs w:val="15"/>
+            </w:rPr>
+            <w:t xml:space="preserve">1</w:t>
+          </w:r>
+          <w:r>
+            <w:rPr>
+              <w:rFonts w:ascii="Avenir Next" w:hAnsi="Avenir Next" w:cs="Avenir Next" w:eastAsia="Avenir Next"/>
+              <w:color w:val="5A5F66"/>
+              <w:sz w:val="15"/>
+              <w:szCs w:val="15"/>
+            </w:rPr>
+            <w:fldChar w:fldCharType="end"/>
           </w:r>
         </w:p>
       </w:tc>
@@ -3944,5 +4065,23 @@
       </w:tblCellMar>
     </w:tblPr>
   </w:style>
+  <w:style w:type="paragraph" w:styleId="Heading1">
+    <w:name w:val="heading 1"/>
+    <w:basedOn w:val="Normal"/>
+    <w:pPr>
+      <w:outlineLvl w:val="0"/>
+      <w:keepNext w:val="0"/>
+      <w:keepLines w:val="0"/>
+    </w:pPr>
+  </w:style>
+  <w:style w:type="paragraph" w:styleId="Heading2">
+    <w:name w:val="heading 2"/>
+    <w:basedOn w:val="Normal"/>
+    <w:pPr>
+      <w:outlineLvl w:val="1"/>
+      <w:keepNext w:val="0"/>
+      <w:keepLines w:val="0"/>
+    </w:pPr>
+  </w:style>
 </w:styles>
 </file>